--- a/lab1/lab1.docx
+++ b/lab1/lab1.docx
@@ -2520,147 +2520,25 @@
           <w:szCs w:val="28"/>
         </w:rPr>
       </w:pPr>
-      <w:r>
-        <w:rPr>
-          <w:rFonts w:ascii="Times New Roman" w:hAnsi="Times New Roman" w:cs="Times New Roman"/>
-          <w:i/>
-          <w:iCs/>
-          <w:sz w:val="28"/>
-          <w:szCs w:val="28"/>
-        </w:rPr>
-        <w:t xml:space="preserve">На рисунке отображается справка по утилите </w:t>
-      </w:r>
-      <w:proofErr w:type="spellStart"/>
-      <w:r>
-        <w:rPr>
-          <w:rFonts w:ascii="Times New Roman" w:hAnsi="Times New Roman" w:cs="Times New Roman"/>
-          <w:i/>
-          <w:iCs/>
-          <w:sz w:val="28"/>
-          <w:szCs w:val="28"/>
-        </w:rPr>
-        <w:t>ipconfig</w:t>
-      </w:r>
-      <w:proofErr w:type="spellEnd"/>
-      <w:r>
-        <w:rPr>
-          <w:rFonts w:ascii="Times New Roman" w:hAnsi="Times New Roman" w:cs="Times New Roman"/>
-          <w:i/>
-          <w:iCs/>
-          <w:sz w:val="28"/>
-          <w:szCs w:val="28"/>
-        </w:rPr>
-        <w:t>: синтаксис вызова, список доступных ключей (/</w:t>
-      </w:r>
-      <w:proofErr w:type="spellStart"/>
-      <w:r>
-        <w:rPr>
-          <w:rFonts w:ascii="Times New Roman" w:hAnsi="Times New Roman" w:cs="Times New Roman"/>
-          <w:i/>
-          <w:iCs/>
-          <w:sz w:val="28"/>
-          <w:szCs w:val="28"/>
-        </w:rPr>
-        <w:t>all</w:t>
-      </w:r>
-      <w:proofErr w:type="spellEnd"/>
-      <w:r>
-        <w:rPr>
-          <w:rFonts w:ascii="Times New Roman" w:hAnsi="Times New Roman" w:cs="Times New Roman"/>
-          <w:i/>
-          <w:iCs/>
-          <w:sz w:val="28"/>
-          <w:szCs w:val="28"/>
-        </w:rPr>
-        <w:t>, /</w:t>
-      </w:r>
-      <w:proofErr w:type="spellStart"/>
-      <w:r>
-        <w:rPr>
-          <w:rFonts w:ascii="Times New Roman" w:hAnsi="Times New Roman" w:cs="Times New Roman"/>
-          <w:i/>
-          <w:iCs/>
-          <w:sz w:val="28"/>
-          <w:szCs w:val="28"/>
-        </w:rPr>
-        <w:t>release</w:t>
-      </w:r>
-      <w:proofErr w:type="spellEnd"/>
-      <w:r>
-        <w:rPr>
-          <w:rFonts w:ascii="Times New Roman" w:hAnsi="Times New Roman" w:cs="Times New Roman"/>
-          <w:i/>
-          <w:iCs/>
-          <w:sz w:val="28"/>
-          <w:szCs w:val="28"/>
-        </w:rPr>
-        <w:t>, /</w:t>
-      </w:r>
-      <w:proofErr w:type="spellStart"/>
-      <w:r>
-        <w:rPr>
-          <w:rFonts w:ascii="Times New Roman" w:hAnsi="Times New Roman" w:cs="Times New Roman"/>
-          <w:i/>
-          <w:iCs/>
-          <w:sz w:val="28"/>
-          <w:szCs w:val="28"/>
-        </w:rPr>
-        <w:t>renew</w:t>
-      </w:r>
-      <w:proofErr w:type="spellEnd"/>
-      <w:r>
-        <w:rPr>
-          <w:rFonts w:ascii="Times New Roman" w:hAnsi="Times New Roman" w:cs="Times New Roman"/>
-          <w:i/>
-          <w:iCs/>
-          <w:sz w:val="28"/>
-          <w:szCs w:val="28"/>
-        </w:rPr>
-        <w:t>, /</w:t>
-      </w:r>
-      <w:proofErr w:type="spellStart"/>
-      <w:r>
-        <w:rPr>
-          <w:rFonts w:ascii="Times New Roman" w:hAnsi="Times New Roman" w:cs="Times New Roman"/>
-          <w:i/>
-          <w:iCs/>
-          <w:sz w:val="28"/>
-          <w:szCs w:val="28"/>
-        </w:rPr>
-        <w:t>flushdns</w:t>
-      </w:r>
-      <w:proofErr w:type="spellEnd"/>
-      <w:r>
-        <w:rPr>
-          <w:rFonts w:ascii="Times New Roman" w:hAnsi="Times New Roman" w:cs="Times New Roman"/>
-          <w:i/>
-          <w:iCs/>
-          <w:sz w:val="28"/>
-          <w:szCs w:val="28"/>
-        </w:rPr>
-        <w:t>, /</w:t>
-      </w:r>
-      <w:proofErr w:type="spellStart"/>
-      <w:r>
-        <w:rPr>
-          <w:rFonts w:ascii="Times New Roman" w:hAnsi="Times New Roman" w:cs="Times New Roman"/>
-          <w:i/>
-          <w:iCs/>
-          <w:sz w:val="28"/>
-          <w:szCs w:val="28"/>
-        </w:rPr>
-        <w:t>displaydns</w:t>
-      </w:r>
-      <w:proofErr w:type="spellEnd"/>
-      <w:r>
-        <w:rPr>
-          <w:rFonts w:ascii="Times New Roman" w:hAnsi="Times New Roman" w:cs="Times New Roman"/>
-          <w:i/>
-          <w:iCs/>
-          <w:sz w:val="28"/>
-          <w:szCs w:val="28"/>
-        </w:rPr>
-        <w:t xml:space="preserve"> и др.) и их краткое описание. По умолчанию без ключей отображается только IP-адрес, маска подсети и основной шлюз.</w:t>
+      <w:proofErr w:type="spellStart"/>
+      <w:proofErr w:type="spellEnd"/>
+      <w:proofErr w:type="spellStart"/>
+      <w:proofErr w:type="spellEnd"/>
+      <w:proofErr w:type="spellStart"/>
+      <w:proofErr w:type="spellEnd"/>
+      <w:proofErr w:type="spellStart"/>
+      <w:proofErr w:type="spellEnd"/>
+      <w:proofErr w:type="spellStart"/>
+      <w:proofErr w:type="spellEnd"/>
+      <w:proofErr w:type="spellStart"/>
+      <w:proofErr w:type="spellEnd"/>
+      <w:r>
+        <w:rPr>
+          <w:rFonts w:ascii="Times New Roman" w:hAnsi="Times New Roman" w:cs="Times New Roman"/>
+          <w:sz w:val="28"/>
+          <w:szCs w:val="28"/>
+        </w:rPr>
+        <w:t xml:space="preserve">На скриншоте показана справка по ipconfig: синтаксис вызова, ключи (/all, /release, /renew, /flushdns, /displaydns и другие) и их краткое описание. Если запустить команду без ключей, она выведет только IP-адрес, маску подсети и основной шлюз.</w:t>
       </w:r>
     </w:p>
     <w:p>
@@ -2892,37 +2770,15 @@
           <w:szCs w:val="28"/>
         </w:rPr>
       </w:pPr>
-      <w:r>
-        <w:rPr>
-          <w:rFonts w:ascii="Times New Roman" w:hAnsi="Times New Roman" w:cs="Times New Roman"/>
-          <w:i/>
-          <w:iCs/>
-          <w:sz w:val="28"/>
-          <w:szCs w:val="28"/>
-        </w:rPr>
-        <w:t xml:space="preserve">На рисунке отображается справка по утилите </w:t>
-      </w:r>
-      <w:proofErr w:type="spellStart"/>
-      <w:r>
-        <w:rPr>
-          <w:rFonts w:ascii="Times New Roman" w:hAnsi="Times New Roman" w:cs="Times New Roman"/>
-          <w:i/>
-          <w:iCs/>
-          <w:sz w:val="28"/>
-          <w:szCs w:val="28"/>
-        </w:rPr>
-        <w:t>ping</w:t>
-      </w:r>
-      <w:proofErr w:type="spellEnd"/>
-      <w:r>
-        <w:rPr>
-          <w:rFonts w:ascii="Times New Roman" w:hAnsi="Times New Roman" w:cs="Times New Roman"/>
-          <w:i/>
-          <w:iCs/>
-          <w:sz w:val="28"/>
-          <w:szCs w:val="28"/>
-        </w:rPr>
-        <w:t>: синтаксис вызова и перечень параметров (-t, -a, -n, -l, -f, -i, -w и др.) с указанием их назначения. Утилита используется для проверки доступности удалённого узла и измерения времени отклика.</w:t>
+      <w:proofErr w:type="spellStart"/>
+      <w:proofErr w:type="spellEnd"/>
+      <w:r>
+        <w:rPr>
+          <w:rFonts w:ascii="Times New Roman" w:hAnsi="Times New Roman" w:cs="Times New Roman"/>
+          <w:sz w:val="28"/>
+          <w:szCs w:val="28"/>
+        </w:rPr>
+        <w:t xml:space="preserve">Справка по ping содержит синтаксис вызова и список параметров (-t, -a, -n, -l, -f, -i, -w и др.). Утилитой проверяют, доступен ли удалённый узел, и измеряют время отклика.</w:t>
       </w:r>
     </w:p>
     <w:p>
@@ -3132,48 +2988,15 @@
           <w:szCs w:val="28"/>
         </w:rPr>
       </w:pPr>
-      <w:r>
-        <w:rPr>
-          <w:rFonts w:ascii="Times New Roman" w:hAnsi="Times New Roman" w:cs="Times New Roman"/>
-          <w:i/>
-          <w:iCs/>
-          <w:sz w:val="28"/>
-          <w:szCs w:val="28"/>
-        </w:rPr>
-        <w:t xml:space="preserve">На рисунке отображается справка по утилите </w:t>
-      </w:r>
-      <w:proofErr w:type="spellStart"/>
-      <w:r>
-        <w:rPr>
-          <w:rFonts w:ascii="Times New Roman" w:hAnsi="Times New Roman" w:cs="Times New Roman"/>
-          <w:i/>
-          <w:iCs/>
-          <w:sz w:val="28"/>
-          <w:szCs w:val="28"/>
-        </w:rPr>
-        <w:t>tracert</w:t>
-      </w:r>
-      <w:proofErr w:type="spellEnd"/>
-      <w:r>
-        <w:rPr>
-          <w:rFonts w:ascii="Times New Roman" w:hAnsi="Times New Roman" w:cs="Times New Roman"/>
-          <w:i/>
-          <w:iCs/>
-          <w:sz w:val="28"/>
-          <w:szCs w:val="28"/>
-        </w:rPr>
-        <w:t xml:space="preserve">: синтаксис вызова и перечень параметров (-d, -h, -j, -w) с указанием их назначения. </w:t>
-      </w:r>
-      <w:r>
-        <w:rPr>
-          <w:rFonts w:ascii="Times New Roman" w:hAnsi="Times New Roman" w:cs="Times New Roman"/>
-          <w:i/>
-          <w:iCs/>
-          <w:sz w:val="28"/>
-          <w:szCs w:val="28"/>
-        </w:rPr>
-        <w:lastRenderedPageBreak/>
-        <w:t>Утилита используется для трассировки маршрута прохождения пакетов до удалённого узла.</w:t>
+      <w:proofErr w:type="spellStart"/>
+      <w:proofErr w:type="spellEnd"/>
+      <w:r>
+        <w:rPr>
+          <w:rFonts w:ascii="Times New Roman" w:hAnsi="Times New Roman" w:cs="Times New Roman"/>
+          <w:sz w:val="28"/>
+          <w:szCs w:val="28"/>
+        </w:rPr>
+        <w:t xml:space="preserve">В справке по tracert указаны синтаксис и параметры (-d, -h, -j, -w). Утилита строит маршрут, по которому пакеты идут до удалённого узла.</w:t>
       </w:r>
     </w:p>
     <w:p>
@@ -3383,37 +3206,15 @@
           <w:szCs w:val="28"/>
         </w:rPr>
       </w:pPr>
-      <w:r>
-        <w:rPr>
-          <w:rFonts w:ascii="Times New Roman" w:hAnsi="Times New Roman" w:cs="Times New Roman"/>
-          <w:i/>
-          <w:iCs/>
-          <w:sz w:val="28"/>
-          <w:szCs w:val="28"/>
-        </w:rPr>
-        <w:t xml:space="preserve">На рисунке отображается справка по утилите </w:t>
-      </w:r>
-      <w:proofErr w:type="spellStart"/>
-      <w:r>
-        <w:rPr>
-          <w:rFonts w:ascii="Times New Roman" w:hAnsi="Times New Roman" w:cs="Times New Roman"/>
-          <w:i/>
-          <w:iCs/>
-          <w:sz w:val="28"/>
-          <w:szCs w:val="28"/>
-        </w:rPr>
-        <w:t>hostname</w:t>
-      </w:r>
-      <w:proofErr w:type="spellEnd"/>
-      <w:r>
-        <w:rPr>
-          <w:rFonts w:ascii="Times New Roman" w:hAnsi="Times New Roman" w:cs="Times New Roman"/>
-          <w:i/>
-          <w:iCs/>
-          <w:sz w:val="28"/>
-          <w:szCs w:val="28"/>
-        </w:rPr>
-        <w:t>. Команда не имеет дополнительных параметров и служит для вывода текущего имени компьютера в локальной сети.</w:t>
+      <w:proofErr w:type="spellStart"/>
+      <w:proofErr w:type="spellEnd"/>
+      <w:r>
+        <w:rPr>
+          <w:rFonts w:ascii="Times New Roman" w:hAnsi="Times New Roman" w:cs="Times New Roman"/>
+          <w:sz w:val="28"/>
+          <w:szCs w:val="28"/>
+        </w:rPr>
+        <w:t xml:space="preserve">У команды hostname нет дополнительных параметров, она просто выводит имя компьютера в локальной сети.</w:t>
       </w:r>
     </w:p>
     <w:p>
@@ -3629,64 +3430,10 @@
       <w:r>
         <w:rPr>
           <w:rFonts w:ascii="Times New Roman" w:hAnsi="Times New Roman" w:cs="Times New Roman"/>
-          <w:i/>
-          <w:iCs/>
-          <w:sz w:val="28"/>
-          <w:szCs w:val="28"/>
-        </w:rPr>
-        <w:t xml:space="preserve">На рисунке отображается имя локального компьютера — строка </w:t>
-      </w:r>
-      <w:r>
-        <w:rPr>
-          <w:rFonts w:ascii="Times New Roman" w:hAnsi="Times New Roman" w:cs="Times New Roman"/>
-          <w:sz w:val="28"/>
-          <w:szCs w:val="28"/>
-        </w:rPr>
-        <w:t>DESKTOP-</w:t>
-      </w:r>
-      <w:r>
-        <w:rPr>
-          <w:rFonts w:ascii="Times New Roman" w:hAnsi="Times New Roman" w:cs="Times New Roman"/>
-          <w:sz w:val="28"/>
-          <w:szCs w:val="28"/>
-          <w:lang w:val="en-US"/>
-        </w:rPr>
-        <w:t>S</w:t>
-      </w:r>
-      <w:r>
-        <w:rPr>
-          <w:rFonts w:ascii="Times New Roman" w:hAnsi="Times New Roman" w:cs="Times New Roman"/>
-          <w:sz w:val="28"/>
-          <w:szCs w:val="28"/>
-        </w:rPr>
-        <w:t>7</w:t>
-      </w:r>
-      <w:r>
-        <w:rPr>
-          <w:rFonts w:ascii="Times New Roman" w:hAnsi="Times New Roman" w:cs="Times New Roman"/>
-          <w:sz w:val="28"/>
-          <w:szCs w:val="28"/>
-          <w:lang w:val="en-US"/>
-        </w:rPr>
-        <w:t>AKG</w:t>
-      </w:r>
-      <w:r>
-        <w:rPr>
-          <w:rFonts w:ascii="Times New Roman" w:hAnsi="Times New Roman" w:cs="Times New Roman"/>
-          <w:sz w:val="28"/>
-          <w:szCs w:val="28"/>
-        </w:rPr>
-        <w:t>04</w:t>
-      </w:r>
-      <w:r>
-        <w:rPr>
-          <w:rFonts w:ascii="Times New Roman" w:hAnsi="Times New Roman" w:cs="Times New Roman"/>
-          <w:i/>
-          <w:iCs/>
-          <w:sz w:val="28"/>
-          <w:szCs w:val="28"/>
-        </w:rPr>
-        <w:t>. Именно по этому имени данный компьютер идентифицируется другими устройствами и серверами в локальной сети.</w:t>
+          <w:sz w:val="28"/>
+          <w:szCs w:val="28"/>
+        </w:rPr>
+        <w:t xml:space="preserve">Имя локального компьютера — DESKTOP-S7AKG04. По этому имени компьютер определяется другими устройствами в локальной сети.</w:t>
       </w:r>
     </w:p>
     <w:p>
@@ -4085,23 +3832,10 @@
       <w:r>
         <w:rPr>
           <w:rFonts w:ascii="Times New Roman" w:hAnsi="Times New Roman" w:cs="Times New Roman"/>
-          <w:i/>
-          <w:iCs/>
-          <w:sz w:val="28"/>
-          <w:szCs w:val="28"/>
-        </w:rPr>
-        <w:t>На рисунке отображается полная конфигурация TCP/IP рабочего места: имя хоста, описания и физические адреса сетевых адаптеров, IP-</w:t>
-      </w:r>
-      <w:r>
-        <w:rPr>
-          <w:rFonts w:ascii="Times New Roman" w:hAnsi="Times New Roman" w:cs="Times New Roman"/>
-          <w:i/>
-          <w:iCs/>
-          <w:sz w:val="28"/>
-          <w:szCs w:val="28"/>
-        </w:rPr>
-        <w:lastRenderedPageBreak/>
-        <w:t>адреса, маски подсети, основной шлюз, адреса DHCP- и DNS-серверов, сроки аренды DHCP.</w:t>
+          <w:sz w:val="28"/>
+          <w:szCs w:val="28"/>
+        </w:rPr>
+        <w:t xml:space="preserve">На скриншотах показана полная конфигурация TCP/IP: имя хоста, описание и физические адреса сетевых адаптеров, IP-адреса, маски подсети, основной шлюз, адреса DHCP- и DNS-серверов, сроки аренды DHCP.</w:t>
       </w:r>
     </w:p>
     <w:p>
@@ -5049,7 +4783,7 @@
           <w:sz w:val="28"/>
           <w:szCs w:val="28"/>
         </w:rPr>
-        <w:t>позволяет быстро диагностировать проблемы с сетевым подключением;</w:t>
+        <w:t xml:space="preserve">помогает быстро найти причину проблем с сетевым подключением;</w:t>
       </w:r>
     </w:p>
     <w:p>
@@ -5073,7 +4807,7 @@
           <w:sz w:val="28"/>
           <w:szCs w:val="28"/>
         </w:rPr>
-        <w:t>помогает проверить, инициализирована ли конфигурация TCP/IP и не дублируются ли IP-адреса:</w:t>
+        <w:t xml:space="preserve">позволяет проверить, получена ли конфигурация TCP/IP и нет ли конфликта IP-адресов:</w:t>
       </w:r>
     </w:p>
     <w:p>
@@ -5097,7 +4831,7 @@
           <w:sz w:val="28"/>
           <w:szCs w:val="28"/>
         </w:rPr>
-        <w:t>если конфигурация инициализирована — появляется IP-адрес, маска, шлюз;</w:t>
+        <w:t xml:space="preserve">если конфигурация получена, указаны IP-адрес, маска и шлюз;</w:t>
       </w:r>
     </w:p>
     <w:p>
@@ -5121,7 +4855,7 @@
           <w:sz w:val="28"/>
           <w:szCs w:val="28"/>
         </w:rPr>
-        <w:t>если IP-адреса дублируются — маска сети будет 0.0.0.0;</w:t>
+        <w:t xml:space="preserve">при дублировании IP-адреса маска сети показывается как 0.0.0.0;</w:t>
       </w:r>
     </w:p>
     <w:p>
@@ -5145,7 +4879,7 @@
           <w:sz w:val="28"/>
           <w:szCs w:val="28"/>
         </w:rPr>
-        <w:t>если при использовании DHCP компьютер не смог получить IP-адрес — он будет равен 0.0.0.0;</w:t>
+        <w:t xml:space="preserve">если компьютер не смог получить адрес по DHCP, IP-адрес будет 0.0.0.0;</w:t>
       </w:r>
     </w:p>
     <w:p>
@@ -5169,7 +4903,7 @@
           <w:sz w:val="28"/>
           <w:szCs w:val="28"/>
         </w:rPr>
-        <w:t>помогает выявить несоответствия конфигурации или конфликты, влияющие на подключение.</w:t>
+        <w:t xml:space="preserve">помогает заметить ошибки в настройках, из-за которых пропадает подключение.</w:t>
       </w:r>
     </w:p>
     <w:p>
@@ -5395,12 +5129,10 @@
       <w:r>
         <w:rPr>
           <w:rFonts w:ascii="Times New Roman" w:hAnsi="Times New Roman" w:cs="Times New Roman"/>
-          <w:i/>
-          <w:iCs/>
-          <w:sz w:val="28"/>
-          <w:szCs w:val="28"/>
-        </w:rPr>
-        <w:t>На рисунке отображается перечень активных сетевых соединений и прослушиваемых портов локального компьютера. В столбцах указаны протокол (TCP/UDP), локальный и внешний адреса с номерами портов и состояние соединения (LISTENING, ESTABLISHED и др.).</w:t>
+          <w:sz w:val="28"/>
+          <w:szCs w:val="28"/>
+        </w:rPr>
+        <w:t xml:space="preserve">На скриншоте видны активные соединения и порты, которые компьютер прослушивает. В таблице указаны протокол (TCP или UDP), локальный и внешний адреса с номерами портов и состояние соединения (LISTENING, ESTABLISHED и др.).</w:t>
       </w:r>
     </w:p>
     <w:p>
@@ -5433,50 +5165,34 @@
           <w:szCs w:val="28"/>
         </w:rPr>
       </w:pPr>
-      <w:r>
-        <w:rPr>
-          <w:rFonts w:ascii="Times New Roman" w:hAnsi="Times New Roman" w:cs="Times New Roman"/>
-          <w:sz w:val="28"/>
-          <w:szCs w:val="28"/>
-        </w:rPr>
-        <w:t xml:space="preserve">Утилита </w:t>
-      </w:r>
-      <w:proofErr w:type="spellStart"/>
-      <w:r>
-        <w:rPr>
-          <w:rFonts w:ascii="Times New Roman" w:hAnsi="Times New Roman" w:cs="Times New Roman"/>
-          <w:sz w:val="28"/>
-          <w:szCs w:val="28"/>
-        </w:rPr>
-        <w:t>netstat</w:t>
-      </w:r>
-      <w:proofErr w:type="spellEnd"/>
-      <w:r>
-        <w:rPr>
-          <w:rFonts w:ascii="Times New Roman" w:hAnsi="Times New Roman" w:cs="Times New Roman"/>
-          <w:sz w:val="28"/>
-          <w:szCs w:val="28"/>
-        </w:rPr>
-        <w:t xml:space="preserve"> позволяет получить статическую информацию по некоторым из протоколов стека (TCP, UDP, IP, ICMP), а также выводит сведения о текущих сетевых соединениях. Особенно она полезна на брандмауэрах — с её помощью можно обнаружить нарушения безопасности периметра сети.</w:t>
-      </w:r>
-    </w:p>
-    <w:p>
-      <w:pPr>
-        <w:spacing w:after="0" w:line="360" w:lineRule="auto"/>
-        <w:jc w:val="both"/>
-        <w:rPr>
-          <w:rFonts w:ascii="Times New Roman" w:hAnsi="Times New Roman" w:cs="Times New Roman"/>
-          <w:sz w:val="28"/>
-          <w:szCs w:val="28"/>
-        </w:rPr>
-      </w:pPr>
-      <w:r>
-        <w:rPr>
-          <w:rFonts w:ascii="Times New Roman" w:hAnsi="Times New Roman" w:cs="Times New Roman"/>
-          <w:sz w:val="28"/>
-          <w:szCs w:val="28"/>
-        </w:rPr>
-        <w:t>Полученные результаты иллюстрируют:</w:t>
+      <w:proofErr w:type="spellStart"/>
+      <w:proofErr w:type="spellEnd"/>
+      <w:r>
+        <w:rPr>
+          <w:rFonts w:ascii="Times New Roman" w:hAnsi="Times New Roman" w:cs="Times New Roman"/>
+          <w:sz w:val="28"/>
+          <w:szCs w:val="28"/>
+        </w:rPr>
+        <w:t xml:space="preserve">Утилита netstat показывает текущие сетевые соединения и открытые порты, а с ключами -s, -e и -r выводит статистику по протоколам TCP, UDP, IP, ICMP, статистику Ethernet и таблицу маршрутизации. Особенно она полезна на брандмауэрах: по её выводу можно заметить нарушения безопасности периметра сети.</w:t>
+      </w:r>
+    </w:p>
+    <w:p>
+      <w:pPr>
+        <w:spacing w:after="0" w:line="360" w:lineRule="auto"/>
+        <w:jc w:val="both"/>
+        <w:rPr>
+          <w:rFonts w:ascii="Times New Roman" w:hAnsi="Times New Roman" w:cs="Times New Roman"/>
+          <w:sz w:val="28"/>
+          <w:szCs w:val="28"/>
+        </w:rPr>
+      </w:pPr>
+      <w:r>
+        <w:rPr>
+          <w:rFonts w:ascii="Times New Roman" w:hAnsi="Times New Roman" w:cs="Times New Roman"/>
+          <w:sz w:val="28"/>
+          <w:szCs w:val="28"/>
+        </w:rPr>
+        <w:t xml:space="preserve">Результат команды netstat -a показывает:</w:t>
       </w:r>
     </w:p>
     <w:p>
@@ -5499,7 +5215,7 @@
           <w:sz w:val="28"/>
           <w:szCs w:val="28"/>
         </w:rPr>
-        <w:t>активные TCP-соединения (протокол управления передачей);</w:t>
+        <w:t xml:space="preserve">активные TCP-соединения и их состояния;</w:t>
       </w:r>
     </w:p>
     <w:p>
@@ -5522,7 +5238,7 @@
           <w:sz w:val="28"/>
           <w:szCs w:val="28"/>
         </w:rPr>
-        <w:t>прослушиваемые порты;</w:t>
+        <w:t xml:space="preserve">порты, которые компьютер прослушивает;</w:t>
       </w:r>
     </w:p>
     <w:p>
@@ -5545,7 +5261,7 @@
           <w:sz w:val="28"/>
           <w:szCs w:val="28"/>
         </w:rPr>
-        <w:t>статистику Ethernet;</w:t>
+        <w:t xml:space="preserve">открытые UDP-порты;</w:t>
       </w:r>
     </w:p>
     <w:p>
@@ -5568,50 +5284,26 @@
           <w:sz w:val="28"/>
           <w:szCs w:val="28"/>
         </w:rPr>
-        <w:lastRenderedPageBreak/>
-        <w:t>таблицы маршрутизации IP;</w:t>
-      </w:r>
-    </w:p>
-    <w:p>
-      <w:pPr>
-        <w:numPr>
-          <w:ilvl w:val="0"/>
-          <w:numId w:val="8"/>
-        </w:numPr>
-        <w:spacing w:after="0" w:line="360" w:lineRule="auto"/>
-        <w:jc w:val="both"/>
-        <w:rPr>
-          <w:rFonts w:ascii="Times New Roman" w:hAnsi="Times New Roman" w:cs="Times New Roman"/>
-          <w:sz w:val="28"/>
-          <w:szCs w:val="28"/>
-        </w:rPr>
-      </w:pPr>
-      <w:r>
-        <w:rPr>
-          <w:rFonts w:ascii="Times New Roman" w:hAnsi="Times New Roman" w:cs="Times New Roman"/>
-          <w:sz w:val="28"/>
-          <w:szCs w:val="28"/>
-        </w:rPr>
-        <w:t>статистику IPv4/IPv6.</w:t>
-      </w:r>
-    </w:p>
-    <w:p>
-      <w:pPr>
-        <w:spacing w:after="0" w:line="360" w:lineRule="auto"/>
-        <w:jc w:val="both"/>
-        <w:rPr>
-          <w:rFonts w:ascii="Times New Roman" w:hAnsi="Times New Roman" w:cs="Times New Roman"/>
-          <w:sz w:val="28"/>
-          <w:szCs w:val="28"/>
-        </w:rPr>
-      </w:pPr>
-      <w:r>
-        <w:rPr>
-          <w:rFonts w:ascii="Times New Roman" w:hAnsi="Times New Roman" w:cs="Times New Roman"/>
-          <w:sz w:val="28"/>
-          <w:szCs w:val="28"/>
-        </w:rPr>
-        <w:t>Практическая ценность: утилита применяется для устранения неполадок в сети и выявления потенциальных проблем в сетевых соединениях, позволяет администратору увидеть, какие порты открыты и какие соединения активны в данный момент.</w:t>
+        <w:t xml:space="preserve">адреса удалённых узлов, с которыми сейчас есть связь.</w:t>
+      </w:r>
+    </w:p>
+    <w:p>
+      <w:pPr>
+        <w:spacing w:after="0" w:line="360" w:lineRule="auto"/>
+        <w:jc w:val="both"/>
+        <w:rPr>
+          <w:rFonts w:ascii="Times New Roman" w:hAnsi="Times New Roman" w:cs="Times New Roman"/>
+          <w:sz w:val="28"/>
+          <w:szCs w:val="28"/>
+        </w:rPr>
+      </w:pPr>
+      <w:r>
+        <w:rPr>
+          <w:rFonts w:ascii="Times New Roman" w:hAnsi="Times New Roman" w:cs="Times New Roman"/>
+          <w:sz w:val="28"/>
+          <w:szCs w:val="28"/>
+        </w:rPr>
+        <w:t xml:space="preserve">Практическая ценность: по выводу netstat администратор видит, какие порты открыты и какие соединения активны, и может быстрее найти неполадки в сети или подозрительную активность.</w:t>
       </w:r>
     </w:p>
     <w:p>
@@ -6194,27 +5886,7 @@
           <w:sz w:val="28"/>
           <w:szCs w:val="28"/>
         </w:rPr>
-        <w:t>Для дальнейшего исследования выбран ресурс МАКС (</w:t>
-      </w:r>
-      <w:hyperlink r:id="rId15" w:tgtFrame="_blank" w:history="1">
-        <w:r>
-          <w:rPr>
-            <w:rStyle w:val="ad"/>
-            <w:rFonts w:ascii="Times New Roman" w:hAnsi="Times New Roman" w:cs="Times New Roman"/>
-            <w:color w:val="auto"/>
-            <w:sz w:val="28"/>
-            <w:szCs w:val="28"/>
-          </w:rPr>
-          <w:t>https://web.max.ru/</w:t>
-        </w:r>
-      </w:hyperlink>
-      <w:r>
-        <w:rPr>
-          <w:rFonts w:ascii="Times New Roman" w:hAnsi="Times New Roman" w:cs="Times New Roman"/>
-          <w:sz w:val="28"/>
-          <w:szCs w:val="28"/>
-        </w:rPr>
-        <w:t>) — российский национальный мессенджер и цифровая платформа, разработанная компанией VK. Данный ресурс относится к категории «Веб-приложение платформы социальной сети» (вариант 2).</w:t>
+        <w:t xml:space="preserve">Для исследования выбран МАКС (https://web.max.ru/) — российский мессенджер и цифровая платформа компании VK. По таблице 1.4 он относится к классу «Веб-приложение платформы социальной сети» (вариант 2).</w:t>
       </w:r>
     </w:p>
     <w:p>
@@ -6234,7 +5906,7 @@
           <w:sz w:val="28"/>
           <w:szCs w:val="28"/>
         </w:rPr>
-        <w:t>Критерии выбора:</w:t>
+        <w:t xml:space="preserve">Ресурс выбран по следующим критериям:</w:t>
       </w:r>
     </w:p>
     <w:p>
@@ -6258,16 +5930,7 @@
           <w:sz w:val="28"/>
           <w:szCs w:val="28"/>
         </w:rPr>
-        <w:t xml:space="preserve">Соответствие классу ресурса. МАКС — коммуникационная платформа, объединяющая общение, государственные услуги, платежи и </w:t>
-      </w:r>
-      <w:r>
-        <w:rPr>
-          <w:rFonts w:ascii="Times New Roman" w:hAnsi="Times New Roman" w:cs="Times New Roman"/>
-          <w:sz w:val="28"/>
-          <w:szCs w:val="28"/>
-        </w:rPr>
-        <w:lastRenderedPageBreak/>
-        <w:t>мини-приложения. Предоставляет личные и групповые чаты, голосовые и видеозвонки, обмен файлами. На март 2026 года официально признана социальной сетью в России.</w:t>
+        <w:t xml:space="preserve">Соответствие классу. В МАКС есть личные и групповые чаты, каналы, звонки и обмен файлами, то есть он работает как платформа для общения и подходит под класс «платформа социальной сети».</w:t>
       </w:r>
     </w:p>
     <w:p>
@@ -6285,85 +5948,21 @@
           <w:szCs w:val="28"/>
         </w:rPr>
       </w:pPr>
-      <w:r>
-        <w:rPr>
-          <w:rFonts w:ascii="Times New Roman" w:hAnsi="Times New Roman" w:cs="Times New Roman"/>
-          <w:sz w:val="28"/>
-          <w:szCs w:val="28"/>
-        </w:rPr>
-        <w:t>Развёрнутая инфраструктура. Доступен в мобильной версии (</w:t>
-      </w:r>
-      <w:proofErr w:type="spellStart"/>
-      <w:r>
-        <w:rPr>
-          <w:rFonts w:ascii="Times New Roman" w:hAnsi="Times New Roman" w:cs="Times New Roman"/>
-          <w:sz w:val="28"/>
-          <w:szCs w:val="28"/>
-        </w:rPr>
-        <w:t>App</w:t>
-      </w:r>
-      <w:proofErr w:type="spellEnd"/>
-      <w:r>
-        <w:rPr>
-          <w:rFonts w:ascii="Times New Roman" w:hAnsi="Times New Roman" w:cs="Times New Roman"/>
-          <w:sz w:val="28"/>
-          <w:szCs w:val="28"/>
-        </w:rPr>
-        <w:t xml:space="preserve"> Store, Google Play, </w:t>
-      </w:r>
-      <w:proofErr w:type="spellStart"/>
-      <w:r>
-        <w:rPr>
-          <w:rFonts w:ascii="Times New Roman" w:hAnsi="Times New Roman" w:cs="Times New Roman"/>
-          <w:sz w:val="28"/>
-          <w:szCs w:val="28"/>
-        </w:rPr>
-        <w:t>RuStore</w:t>
-      </w:r>
-      <w:proofErr w:type="spellEnd"/>
-      <w:r>
-        <w:rPr>
-          <w:rFonts w:ascii="Times New Roman" w:hAnsi="Times New Roman" w:cs="Times New Roman"/>
-          <w:sz w:val="28"/>
-          <w:szCs w:val="28"/>
-        </w:rPr>
-        <w:t xml:space="preserve">, </w:t>
-      </w:r>
-      <w:proofErr w:type="spellStart"/>
-      <w:r>
-        <w:rPr>
-          <w:rFonts w:ascii="Times New Roman" w:hAnsi="Times New Roman" w:cs="Times New Roman"/>
-          <w:sz w:val="28"/>
-          <w:szCs w:val="28"/>
-        </w:rPr>
-        <w:t>AppGallery</w:t>
-      </w:r>
-      <w:proofErr w:type="spellEnd"/>
-      <w:r>
-        <w:rPr>
-          <w:rFonts w:ascii="Times New Roman" w:hAnsi="Times New Roman" w:cs="Times New Roman"/>
-          <w:sz w:val="28"/>
-          <w:szCs w:val="28"/>
-        </w:rPr>
-        <w:t xml:space="preserve">), для ПК (Windows, </w:t>
-      </w:r>
-      <w:proofErr w:type="spellStart"/>
-      <w:r>
-        <w:rPr>
-          <w:rFonts w:ascii="Times New Roman" w:hAnsi="Times New Roman" w:cs="Times New Roman"/>
-          <w:sz w:val="28"/>
-          <w:szCs w:val="28"/>
-        </w:rPr>
-        <w:t>macOS</w:t>
-      </w:r>
-      <w:proofErr w:type="spellEnd"/>
-      <w:r>
-        <w:rPr>
-          <w:rFonts w:ascii="Times New Roman" w:hAnsi="Times New Roman" w:cs="Times New Roman"/>
-          <w:sz w:val="28"/>
-          <w:szCs w:val="28"/>
-        </w:rPr>
-        <w:t>) и в веб-версии web.max.ru. Инфраструктура полностью на территории России. Аудитория — 107 млн пользователей, 77 млн ежедневно, более 1,5 млрд сообщений в день.</w:t>
+      <w:proofErr w:type="spellStart"/>
+      <w:proofErr w:type="spellEnd"/>
+      <w:proofErr w:type="spellStart"/>
+      <w:proofErr w:type="spellEnd"/>
+      <w:proofErr w:type="spellStart"/>
+      <w:proofErr w:type="spellEnd"/>
+      <w:proofErr w:type="spellStart"/>
+      <w:proofErr w:type="spellEnd"/>
+      <w:r>
+        <w:rPr>
+          <w:rFonts w:ascii="Times New Roman" w:hAnsi="Times New Roman" w:cs="Times New Roman"/>
+          <w:sz w:val="28"/>
+          <w:szCs w:val="28"/>
+        </w:rPr>
+        <w:t xml:space="preserve">Доступность. Есть веб-версия web.max.ru, а также приложения для телефонов и компьютеров, поэтому к ресурсу можно обращаться с обычного рабочего места.</w:t>
       </w:r>
     </w:p>
     <w:p>
@@ -6387,7 +5986,7 @@
           <w:sz w:val="28"/>
           <w:szCs w:val="28"/>
         </w:rPr>
-        <w:t>Динамический контент. Чаты, каналы, мини-приложения, интеграция с Госуслугами — страницы формируются динамически, что удобно для анализа сетевых запросов.</w:t>
+        <w:t xml:space="preserve">Динамический контент. Чаты и каналы формируются динамически, поэтому страница делает много сетевых запросов, которые можно изучать в следующих работах.</w:t>
       </w:r>
     </w:p>
     <w:p>
@@ -6405,31 +6004,15 @@
           <w:szCs w:val="28"/>
         </w:rPr>
       </w:pPr>
-      <w:r>
-        <w:rPr>
-          <w:rFonts w:ascii="Times New Roman" w:hAnsi="Times New Roman" w:cs="Times New Roman"/>
-          <w:sz w:val="28"/>
-          <w:szCs w:val="28"/>
-        </w:rPr>
-        <w:t xml:space="preserve">Современные технологии. ИИ-защита от фишинга, помощник </w:t>
-      </w:r>
-      <w:proofErr w:type="spellStart"/>
-      <w:r>
-        <w:rPr>
-          <w:rFonts w:ascii="Times New Roman" w:hAnsi="Times New Roman" w:cs="Times New Roman"/>
-          <w:sz w:val="28"/>
-          <w:szCs w:val="28"/>
-        </w:rPr>
-        <w:t>ГигаЧат</w:t>
-      </w:r>
-      <w:proofErr w:type="spellEnd"/>
-      <w:r>
-        <w:rPr>
-          <w:rFonts w:ascii="Times New Roman" w:hAnsi="Times New Roman" w:cs="Times New Roman"/>
-          <w:sz w:val="28"/>
-          <w:szCs w:val="28"/>
-        </w:rPr>
-        <w:t>, файлы до 4 ГБ, расшифровка голосовых.</w:t>
+      <w:proofErr w:type="spellStart"/>
+      <w:proofErr w:type="spellEnd"/>
+      <w:r>
+        <w:rPr>
+          <w:rFonts w:ascii="Times New Roman" w:hAnsi="Times New Roman" w:cs="Times New Roman"/>
+          <w:sz w:val="28"/>
+          <w:szCs w:val="28"/>
+        </w:rPr>
+        <w:t xml:space="preserve">Размещение в России. Инфраструктура ресурса находится на территории России, он открывается без VPN, и его можно проверять с помощью ping и tracert.</w:t>
       </w:r>
     </w:p>
     <w:p>
@@ -6447,85 +6030,21 @@
           <w:szCs w:val="28"/>
         </w:rPr>
       </w:pPr>
-      <w:r>
-        <w:rPr>
-          <w:rFonts w:ascii="Times New Roman" w:hAnsi="Times New Roman" w:cs="Times New Roman"/>
-          <w:sz w:val="28"/>
-          <w:szCs w:val="28"/>
-        </w:rPr>
-        <w:t xml:space="preserve">Удобство для сетевых утилит. Домен max.ru имеет стабильный IP, доступен без VPN — подходит для команд </w:t>
-      </w:r>
-      <w:proofErr w:type="spellStart"/>
-      <w:r>
-        <w:rPr>
-          <w:rFonts w:ascii="Times New Roman" w:hAnsi="Times New Roman" w:cs="Times New Roman"/>
-          <w:sz w:val="28"/>
-          <w:szCs w:val="28"/>
-        </w:rPr>
-        <w:t>ping</w:t>
-      </w:r>
-      <w:proofErr w:type="spellEnd"/>
-      <w:r>
-        <w:rPr>
-          <w:rFonts w:ascii="Times New Roman" w:hAnsi="Times New Roman" w:cs="Times New Roman"/>
-          <w:sz w:val="28"/>
-          <w:szCs w:val="28"/>
-        </w:rPr>
-        <w:t xml:space="preserve">, </w:t>
-      </w:r>
-      <w:proofErr w:type="spellStart"/>
-      <w:r>
-        <w:rPr>
-          <w:rFonts w:ascii="Times New Roman" w:hAnsi="Times New Roman" w:cs="Times New Roman"/>
-          <w:sz w:val="28"/>
-          <w:szCs w:val="28"/>
-        </w:rPr>
-        <w:t>tracert</w:t>
-      </w:r>
-      <w:proofErr w:type="spellEnd"/>
-      <w:r>
-        <w:rPr>
-          <w:rFonts w:ascii="Times New Roman" w:hAnsi="Times New Roman" w:cs="Times New Roman"/>
-          <w:sz w:val="28"/>
-          <w:szCs w:val="28"/>
-        </w:rPr>
-        <w:t xml:space="preserve">, </w:t>
-      </w:r>
-      <w:proofErr w:type="spellStart"/>
-      <w:r>
-        <w:rPr>
-          <w:rFonts w:ascii="Times New Roman" w:hAnsi="Times New Roman" w:cs="Times New Roman"/>
-          <w:sz w:val="28"/>
-          <w:szCs w:val="28"/>
-        </w:rPr>
-        <w:t>nslookup</w:t>
-      </w:r>
-      <w:proofErr w:type="spellEnd"/>
-      <w:r>
-        <w:rPr>
-          <w:rFonts w:ascii="Times New Roman" w:hAnsi="Times New Roman" w:cs="Times New Roman"/>
-          <w:sz w:val="28"/>
-          <w:szCs w:val="28"/>
-        </w:rPr>
-        <w:t xml:space="preserve">, </w:t>
-      </w:r>
-      <w:proofErr w:type="spellStart"/>
-      <w:r>
-        <w:rPr>
-          <w:rFonts w:ascii="Times New Roman" w:hAnsi="Times New Roman" w:cs="Times New Roman"/>
-          <w:sz w:val="28"/>
-          <w:szCs w:val="28"/>
-        </w:rPr>
-        <w:t>pathping</w:t>
-      </w:r>
-      <w:proofErr w:type="spellEnd"/>
-      <w:r>
-        <w:rPr>
-          <w:rFonts w:ascii="Times New Roman" w:hAnsi="Times New Roman" w:cs="Times New Roman"/>
-          <w:sz w:val="28"/>
-          <w:szCs w:val="28"/>
-        </w:rPr>
-        <w:t>.</w:t>
+      <w:proofErr w:type="spellStart"/>
+      <w:proofErr w:type="spellEnd"/>
+      <w:proofErr w:type="spellStart"/>
+      <w:proofErr w:type="spellEnd"/>
+      <w:proofErr w:type="spellStart"/>
+      <w:proofErr w:type="spellEnd"/>
+      <w:proofErr w:type="spellStart"/>
+      <w:proofErr w:type="spellEnd"/>
+      <w:r>
+        <w:rPr>
+          <w:rFonts w:ascii="Times New Roman" w:hAnsi="Times New Roman" w:cs="Times New Roman"/>
+          <w:sz w:val="28"/>
+          <w:szCs w:val="28"/>
+        </w:rPr>
+        <w:t xml:space="preserve">Удобство для утилит. У домена max.ru постоянный IP-адрес, поэтому его удобно проверять командами nslookup, ping, tracert и pathping.</w:t>
       </w:r>
     </w:p>
     <w:p>
@@ -7382,106 +6901,21 @@
           <w:szCs w:val="28"/>
         </w:rPr>
       </w:pPr>
-      <w:r>
-        <w:rPr>
-          <w:rFonts w:ascii="Times New Roman" w:hAnsi="Times New Roman" w:cs="Times New Roman"/>
-          <w:sz w:val="28"/>
-          <w:szCs w:val="28"/>
-        </w:rPr>
-        <w:t xml:space="preserve">Для дальнейшего исследования доступа с помощью утилит </w:t>
-      </w:r>
-      <w:proofErr w:type="spellStart"/>
-      <w:r>
-        <w:rPr>
-          <w:rFonts w:ascii="Times New Roman" w:hAnsi="Times New Roman" w:cs="Times New Roman"/>
-          <w:sz w:val="28"/>
-          <w:szCs w:val="28"/>
-        </w:rPr>
-        <w:t>ping</w:t>
-      </w:r>
-      <w:proofErr w:type="spellEnd"/>
-      <w:r>
-        <w:rPr>
-          <w:rFonts w:ascii="Times New Roman" w:hAnsi="Times New Roman" w:cs="Times New Roman"/>
-          <w:sz w:val="28"/>
-          <w:szCs w:val="28"/>
-        </w:rPr>
-        <w:t xml:space="preserve">, </w:t>
-      </w:r>
-      <w:proofErr w:type="spellStart"/>
-      <w:r>
-        <w:rPr>
-          <w:rFonts w:ascii="Times New Roman" w:hAnsi="Times New Roman" w:cs="Times New Roman"/>
-          <w:sz w:val="28"/>
-          <w:szCs w:val="28"/>
-        </w:rPr>
-        <w:t>tracert</w:t>
-      </w:r>
-      <w:proofErr w:type="spellEnd"/>
-      <w:r>
-        <w:rPr>
-          <w:rFonts w:ascii="Times New Roman" w:hAnsi="Times New Roman" w:cs="Times New Roman"/>
-          <w:sz w:val="28"/>
-          <w:szCs w:val="28"/>
-        </w:rPr>
-        <w:t xml:space="preserve">, </w:t>
-      </w:r>
-      <w:proofErr w:type="spellStart"/>
-      <w:r>
-        <w:rPr>
-          <w:rFonts w:ascii="Times New Roman" w:hAnsi="Times New Roman" w:cs="Times New Roman"/>
-          <w:sz w:val="28"/>
-          <w:szCs w:val="28"/>
-        </w:rPr>
-        <w:t>nslookup</w:t>
-      </w:r>
-      <w:proofErr w:type="spellEnd"/>
-      <w:r>
-        <w:rPr>
-          <w:rFonts w:ascii="Times New Roman" w:hAnsi="Times New Roman" w:cs="Times New Roman"/>
-          <w:sz w:val="28"/>
-          <w:szCs w:val="28"/>
-        </w:rPr>
-        <w:t xml:space="preserve"> и </w:t>
-      </w:r>
-      <w:proofErr w:type="spellStart"/>
-      <w:r>
-        <w:rPr>
-          <w:rFonts w:ascii="Times New Roman" w:hAnsi="Times New Roman" w:cs="Times New Roman"/>
-          <w:sz w:val="28"/>
-          <w:szCs w:val="28"/>
-        </w:rPr>
-        <w:t>pathping</w:t>
-      </w:r>
-      <w:proofErr w:type="spellEnd"/>
-      <w:r>
-        <w:rPr>
-          <w:rFonts w:ascii="Times New Roman" w:hAnsi="Times New Roman" w:cs="Times New Roman"/>
-          <w:sz w:val="28"/>
-          <w:szCs w:val="28"/>
-        </w:rPr>
-        <w:t xml:space="preserve"> выбран ресурс </w:t>
-      </w:r>
-      <w:hyperlink r:id="rId16" w:tgtFrame="_blank" w:history="1">
-        <w:r>
-          <w:rPr>
-            <w:rStyle w:val="ad"/>
-            <w:rFonts w:ascii="Times New Roman" w:hAnsi="Times New Roman" w:cs="Times New Roman"/>
-            <w:color w:val="auto"/>
-            <w:sz w:val="28"/>
-            <w:szCs w:val="28"/>
-            <w:u w:val="none"/>
-          </w:rPr>
-          <w:t>max.ru</w:t>
-        </w:r>
-      </w:hyperlink>
-      <w:r>
-        <w:rPr>
-          <w:rFonts w:ascii="Times New Roman" w:hAnsi="Times New Roman" w:cs="Times New Roman"/>
-          <w:sz w:val="28"/>
-          <w:szCs w:val="28"/>
-        </w:rPr>
-        <w:t>, относящийся к классу «Веб-приложение платформы социальной сети».</w:t>
+      <w:proofErr w:type="spellStart"/>
+      <w:proofErr w:type="spellEnd"/>
+      <w:proofErr w:type="spellStart"/>
+      <w:proofErr w:type="spellEnd"/>
+      <w:proofErr w:type="spellStart"/>
+      <w:proofErr w:type="spellEnd"/>
+      <w:proofErr w:type="spellStart"/>
+      <w:proofErr w:type="spellEnd"/>
+      <w:r>
+        <w:rPr>
+          <w:rFonts w:ascii="Times New Roman" w:hAnsi="Times New Roman" w:cs="Times New Roman"/>
+          <w:sz w:val="28"/>
+          <w:szCs w:val="28"/>
+        </w:rPr>
+        <w:t xml:space="preserve">Для исследования с помощью утилит ping, tracert, nslookup и pathping выбран ресурс max.ru.</w:t>
       </w:r>
     </w:p>
     <w:p>
@@ -7740,12 +7174,10 @@
       <w:r>
         <w:rPr>
           <w:rFonts w:ascii="Times New Roman" w:hAnsi="Times New Roman" w:cs="Times New Roman"/>
-          <w:i/>
-          <w:iCs/>
-          <w:sz w:val="28"/>
-          <w:szCs w:val="28"/>
-        </w:rPr>
-        <w:t>На рисунке отображается успешный обмен пакетами с адресом петли обратной связи. Все 4 пакета отправлены и получены, потерь нет — стек TCP/IP установлен и настроен корректно.</w:t>
+          <w:sz w:val="28"/>
+          <w:szCs w:val="28"/>
+        </w:rPr>
+        <w:t xml:space="preserve">Обмен пакетами с адресом петли обратной связи прошёл успешно: все 4 пакета отправлены и получены, потерь нет. Значит, стек TCP/IP установлен и настроен правильно.</w:t>
       </w:r>
     </w:p>
     <w:p>
@@ -7909,13 +7341,10 @@
       <w:r>
         <w:rPr>
           <w:rFonts w:ascii="Times New Roman" w:hAnsi="Times New Roman" w:cs="Times New Roman"/>
-          <w:i/>
-          <w:iCs/>
-          <w:sz w:val="28"/>
-          <w:szCs w:val="28"/>
-        </w:rPr>
-        <w:lastRenderedPageBreak/>
-        <w:t>На рисунке отображается успешный обмен пакетами с собственным IP-адресом компьютера. Компьютер корректно добавлен в сеть, IP-адрес не дублируется.</w:t>
+          <w:sz w:val="28"/>
+          <w:szCs w:val="28"/>
+        </w:rPr>
+        <w:t xml:space="preserve">Компьютер отвечает на ping по собственному IP-адресу, поэтому он правильно добавлен в сеть и его адрес не дублируется.</w:t>
       </w:r>
     </w:p>
     <w:p>
@@ -8079,12 +7508,10 @@
       <w:r>
         <w:rPr>
           <w:rFonts w:ascii="Times New Roman" w:hAnsi="Times New Roman" w:cs="Times New Roman"/>
-          <w:i/>
-          <w:iCs/>
-          <w:sz w:val="28"/>
-          <w:szCs w:val="28"/>
-        </w:rPr>
-        <w:t>На рисунке отображается обмен 5 эхо-пакетами длиной 64 байта со шлюзом по умолчанию. Успешный ответ означает, что шлюз функционирует и соединение с локальной сетью установлено.</w:t>
+          <w:sz w:val="28"/>
+          <w:szCs w:val="28"/>
+        </w:rPr>
+        <w:t xml:space="preserve">Мы отправили 5 эхо-пакетов длиной 64 байта на шлюз по умолчанию. Шлюз ответил, значит, он работает и связь с локальной сетью есть.</w:t>
       </w:r>
     </w:p>
     <w:p>
@@ -8225,118 +7652,17 @@
           <w:szCs w:val="28"/>
         </w:rPr>
       </w:pPr>
-      <w:r>
-        <w:rPr>
-          <w:rFonts w:ascii="Times New Roman" w:hAnsi="Times New Roman" w:cs="Times New Roman"/>
-          <w:i/>
-          <w:iCs/>
-          <w:sz w:val="28"/>
-          <w:szCs w:val="28"/>
-        </w:rPr>
-        <w:t xml:space="preserve">На рисунке отображается результат </w:t>
-      </w:r>
-      <w:proofErr w:type="spellStart"/>
-      <w:r>
-        <w:rPr>
-          <w:rFonts w:ascii="Times New Roman" w:hAnsi="Times New Roman" w:cs="Times New Roman"/>
-          <w:i/>
-          <w:iCs/>
-          <w:sz w:val="28"/>
-          <w:szCs w:val="28"/>
-        </w:rPr>
-        <w:t>ping</w:t>
-      </w:r>
-      <w:proofErr w:type="spellEnd"/>
-      <w:r>
-        <w:rPr>
-          <w:rFonts w:ascii="Times New Roman" w:hAnsi="Times New Roman" w:cs="Times New Roman"/>
-          <w:i/>
-          <w:iCs/>
-          <w:sz w:val="28"/>
-          <w:szCs w:val="28"/>
-        </w:rPr>
-        <w:t xml:space="preserve">-запроса к узлу </w:t>
-      </w:r>
-      <w:hyperlink r:id="rId21" w:tgtFrame="_blank" w:history="1">
-        <w:r>
-          <w:rPr>
-            <w:rStyle w:val="ad"/>
-            <w:rFonts w:ascii="Times New Roman" w:hAnsi="Times New Roman" w:cs="Times New Roman"/>
-            <w:i/>
-            <w:iCs/>
-            <w:color w:val="auto"/>
-            <w:sz w:val="28"/>
-            <w:szCs w:val="28"/>
-          </w:rPr>
-          <w:t>web.max.ru</w:t>
-        </w:r>
-      </w:hyperlink>
-      <w:r>
-        <w:rPr>
-          <w:rFonts w:ascii="Times New Roman" w:hAnsi="Times New Roman" w:cs="Times New Roman"/>
-          <w:i/>
-          <w:iCs/>
-          <w:sz w:val="28"/>
-          <w:szCs w:val="28"/>
-        </w:rPr>
-        <w:t xml:space="preserve"> (IP 155.212.204.193). Имя успешно разрешилось в IP-адрес, однако все 4 эхо-пакета остались без ответа — «Превышен интервал ожидания для запроса», потери составляют 100%. Это объясняется тем, что сервер платформы </w:t>
-      </w:r>
-      <w:r>
-        <w:rPr>
-          <w:rFonts w:ascii="Times New Roman" w:hAnsi="Times New Roman" w:cs="Times New Roman"/>
-          <w:i/>
-          <w:iCs/>
-          <w:sz w:val="28"/>
-          <w:szCs w:val="28"/>
-        </w:rPr>
-        <w:lastRenderedPageBreak/>
-        <w:t xml:space="preserve">МАКС блокирует ICMP-запросы в целях защиты от </w:t>
-      </w:r>
-      <w:proofErr w:type="spellStart"/>
-      <w:r>
-        <w:rPr>
-          <w:rFonts w:ascii="Times New Roman" w:hAnsi="Times New Roman" w:cs="Times New Roman"/>
-          <w:i/>
-          <w:iCs/>
-          <w:sz w:val="28"/>
-          <w:szCs w:val="28"/>
-        </w:rPr>
-        <w:t>DDoS</w:t>
-      </w:r>
-      <w:proofErr w:type="spellEnd"/>
-      <w:r>
-        <w:rPr>
-          <w:rFonts w:ascii="Times New Roman" w:hAnsi="Times New Roman" w:cs="Times New Roman"/>
-          <w:i/>
-          <w:iCs/>
-          <w:sz w:val="28"/>
-          <w:szCs w:val="28"/>
-        </w:rPr>
-        <w:t xml:space="preserve">-атак и сканирования. При этом сам веб-ресурс </w:t>
-      </w:r>
-      <w:hyperlink r:id="rId22" w:tgtFrame="_blank" w:history="1">
-        <w:r>
-          <w:rPr>
-            <w:rStyle w:val="ad"/>
-            <w:rFonts w:ascii="Times New Roman" w:hAnsi="Times New Roman" w:cs="Times New Roman"/>
-            <w:i/>
-            <w:iCs/>
-            <w:color w:val="auto"/>
-            <w:sz w:val="28"/>
-            <w:szCs w:val="28"/>
-          </w:rPr>
-          <w:t>https://web.max.ru/</w:t>
-        </w:r>
-      </w:hyperlink>
-      <w:r>
-        <w:rPr>
-          <w:rFonts w:ascii="Times New Roman" w:hAnsi="Times New Roman" w:cs="Times New Roman"/>
-          <w:i/>
-          <w:iCs/>
-          <w:sz w:val="28"/>
-          <w:szCs w:val="28"/>
-        </w:rPr>
-        <w:t xml:space="preserve"> доступен по протоколу HTTPS (порт 443)</w:t>
+      <w:proofErr w:type="spellStart"/>
+      <w:proofErr w:type="spellEnd"/>
+      <w:proofErr w:type="spellStart"/>
+      <w:proofErr w:type="spellEnd"/>
+      <w:r>
+        <w:rPr>
+          <w:rFonts w:ascii="Times New Roman" w:hAnsi="Times New Roman" w:cs="Times New Roman"/>
+          <w:sz w:val="28"/>
+          <w:szCs w:val="28"/>
+        </w:rPr>
+        <w:t xml:space="preserve">Имя web.max.ru разрешилось в IP-адрес 155.212.204.193, но все 4 эхо-пакета остались без ответа («Превышен интервал ожидания для запроса»), потери составили 100%. Скорее всего, сервер не отвечает на ICMP-запросы, при этом сайт https://web.max.ru/ открывается по HTTPS (порт 443).</w:t>
       </w:r>
     </w:p>
     <w:p>
@@ -8369,31 +7695,15 @@
           <w:szCs w:val="28"/>
         </w:rPr>
       </w:pPr>
-      <w:r>
-        <w:rPr>
-          <w:rFonts w:ascii="Times New Roman" w:hAnsi="Times New Roman" w:cs="Times New Roman"/>
-          <w:sz w:val="28"/>
-          <w:szCs w:val="28"/>
-        </w:rPr>
-        <w:t xml:space="preserve">Поскольку </w:t>
-      </w:r>
-      <w:proofErr w:type="spellStart"/>
-      <w:r>
-        <w:rPr>
-          <w:rFonts w:ascii="Times New Roman" w:hAnsi="Times New Roman" w:cs="Times New Roman"/>
-          <w:sz w:val="28"/>
-          <w:szCs w:val="28"/>
-        </w:rPr>
-        <w:t>ping</w:t>
-      </w:r>
-      <w:proofErr w:type="spellEnd"/>
-      <w:r>
-        <w:rPr>
-          <w:rFonts w:ascii="Times New Roman" w:hAnsi="Times New Roman" w:cs="Times New Roman"/>
-          <w:sz w:val="28"/>
-          <w:szCs w:val="28"/>
-        </w:rPr>
-        <w:t xml:space="preserve"> не даёт результата из-за блокировки ICMP, проверим доступность ресурса через HTTP-запрос:</w:t>
+      <w:proofErr w:type="spellStart"/>
+      <w:proofErr w:type="spellEnd"/>
+      <w:r>
+        <w:rPr>
+          <w:rFonts w:ascii="Times New Roman" w:hAnsi="Times New Roman" w:cs="Times New Roman"/>
+          <w:sz w:val="28"/>
+          <w:szCs w:val="28"/>
+        </w:rPr>
+        <w:t xml:space="preserve">Так как ping результата не дал, проверим доступность ресурса HTTP-запросом (команда curl -I https://web.max.ru):</w:t>
       </w:r>
     </w:p>
     <w:p>
@@ -8519,12 +7829,10 @@
       <w:r>
         <w:rPr>
           <w:rFonts w:ascii="Times New Roman" w:hAnsi="Times New Roman" w:cs="Times New Roman"/>
-          <w:i/>
-          <w:iCs/>
-          <w:sz w:val="28"/>
-          <w:szCs w:val="28"/>
-        </w:rPr>
-        <w:t>На рисунке отображается успешный HTTP-ответ от сервера платформы МАКС:</w:t>
+          <w:sz w:val="28"/>
+          <w:szCs w:val="28"/>
+        </w:rPr>
+        <w:t xml:space="preserve">На скриншоте виден ответ сервера:</w:t>
       </w:r>
     </w:p>
     <w:p>
@@ -8566,31 +7874,15 @@
           <w:szCs w:val="28"/>
         </w:rPr>
       </w:pPr>
-      <w:r>
-        <w:rPr>
-          <w:rFonts w:ascii="Times New Roman" w:hAnsi="Times New Roman" w:cs="Times New Roman"/>
-          <w:sz w:val="28"/>
-          <w:szCs w:val="28"/>
-        </w:rPr>
-        <w:t xml:space="preserve">Server: </w:t>
-      </w:r>
-      <w:proofErr w:type="spellStart"/>
-      <w:r>
-        <w:rPr>
-          <w:rFonts w:ascii="Times New Roman" w:hAnsi="Times New Roman" w:cs="Times New Roman"/>
-          <w:sz w:val="28"/>
-          <w:szCs w:val="28"/>
-        </w:rPr>
-        <w:t>kittenx</w:t>
-      </w:r>
-      <w:proofErr w:type="spellEnd"/>
-      <w:r>
-        <w:rPr>
-          <w:rFonts w:ascii="Times New Roman" w:hAnsi="Times New Roman" w:cs="Times New Roman"/>
-          <w:sz w:val="28"/>
-          <w:szCs w:val="28"/>
-        </w:rPr>
-        <w:t xml:space="preserve"> — внутреннее имя сервера платформы;</w:t>
+      <w:proofErr w:type="spellStart"/>
+      <w:proofErr w:type="spellEnd"/>
+      <w:r>
+        <w:rPr>
+          <w:rFonts w:ascii="Times New Roman" w:hAnsi="Times New Roman" w:cs="Times New Roman"/>
+          <w:sz w:val="28"/>
+          <w:szCs w:val="28"/>
+        </w:rPr>
+        <w:t xml:space="preserve">Server: kittenx — так сервер назван в заголовке;</w:t>
       </w:r>
     </w:p>
     <w:p>
@@ -8883,13 +8175,10 @@
       <w:r>
         <w:rPr>
           <w:rFonts w:ascii="Times New Roman" w:hAnsi="Times New Roman" w:cs="Times New Roman"/>
-          <w:i/>
-          <w:iCs/>
-          <w:sz w:val="28"/>
-          <w:szCs w:val="28"/>
-        </w:rPr>
-        <w:lastRenderedPageBreak/>
-        <w:t>Таким образом, несмотря на блокировку ICMP, веб-ресурс платформы МАКС полностью доступен по протоколу HTTPS, что подтверждает возможность установления соединения с удалённым хостом.</w:t>
+          <w:sz w:val="28"/>
+          <w:szCs w:val="28"/>
+        </w:rPr>
+        <w:t xml:space="preserve">Итак, ping показал 100% потерь, но ресурс по HTTPS доступен: сервер вернул 200 OK. Значит, соединение с удалённым хостом установить можно.</w:t>
       </w:r>
     </w:p>
     <w:p>
@@ -9157,105 +8446,21 @@
           <w:szCs w:val="28"/>
         </w:rPr>
       </w:pPr>
-      <w:r>
-        <w:rPr>
-          <w:rFonts w:ascii="Times New Roman" w:hAnsi="Times New Roman" w:cs="Times New Roman"/>
-          <w:sz w:val="28"/>
-          <w:szCs w:val="28"/>
-        </w:rPr>
-        <w:t xml:space="preserve">Важное замечание по результатам исследования. В нашем случае </w:t>
-      </w:r>
-      <w:proofErr w:type="spellStart"/>
-      <w:r>
-        <w:rPr>
-          <w:rFonts w:ascii="Times New Roman" w:hAnsi="Times New Roman" w:cs="Times New Roman"/>
-          <w:sz w:val="28"/>
-          <w:szCs w:val="28"/>
-        </w:rPr>
-        <w:t>ping</w:t>
-      </w:r>
-      <w:proofErr w:type="spellEnd"/>
-      <w:r>
-        <w:rPr>
-          <w:rFonts w:ascii="Times New Roman" w:hAnsi="Times New Roman" w:cs="Times New Roman"/>
-          <w:sz w:val="28"/>
-          <w:szCs w:val="28"/>
-        </w:rPr>
-        <w:t xml:space="preserve"> к </w:t>
-      </w:r>
-      <w:hyperlink r:id="rId25" w:tgtFrame="_blank" w:history="1">
-        <w:r>
-          <w:rPr>
-            <w:rStyle w:val="ad"/>
-            <w:rFonts w:ascii="Times New Roman" w:hAnsi="Times New Roman" w:cs="Times New Roman"/>
-            <w:color w:val="auto"/>
-            <w:sz w:val="28"/>
-            <w:szCs w:val="28"/>
-          </w:rPr>
-          <w:t>web.max.ru</w:t>
-        </w:r>
-      </w:hyperlink>
-      <w:r>
-        <w:rPr>
-          <w:rFonts w:ascii="Times New Roman" w:hAnsi="Times New Roman" w:cs="Times New Roman"/>
-          <w:sz w:val="28"/>
-          <w:szCs w:val="28"/>
-        </w:rPr>
-        <w:t xml:space="preserve"> показал 100% потерь, однако это не означает недоступность ресурса. Сервер платформы МАКС блокирует ICMP-запросы — это стандартная практика защиты от </w:t>
-      </w:r>
-      <w:proofErr w:type="spellStart"/>
-      <w:r>
-        <w:rPr>
-          <w:rFonts w:ascii="Times New Roman" w:hAnsi="Times New Roman" w:cs="Times New Roman"/>
-          <w:sz w:val="28"/>
-          <w:szCs w:val="28"/>
-        </w:rPr>
-        <w:t>DDoS</w:t>
-      </w:r>
-      <w:proofErr w:type="spellEnd"/>
-      <w:r>
-        <w:rPr>
-          <w:rFonts w:ascii="Times New Roman" w:hAnsi="Times New Roman" w:cs="Times New Roman"/>
-          <w:sz w:val="28"/>
-          <w:szCs w:val="28"/>
-        </w:rPr>
-        <w:t xml:space="preserve">-атак и сканирования. Доступность самого веб-ресурса подтверждается успешным HTTP-ответом 200 OK, полученным через команду </w:t>
-      </w:r>
-      <w:proofErr w:type="spellStart"/>
-      <w:r>
-        <w:rPr>
-          <w:rFonts w:ascii="Times New Roman" w:hAnsi="Times New Roman" w:cs="Times New Roman"/>
-          <w:sz w:val="28"/>
-          <w:szCs w:val="28"/>
-        </w:rPr>
-        <w:t>curl</w:t>
-      </w:r>
-      <w:proofErr w:type="spellEnd"/>
-      <w:r>
-        <w:rPr>
-          <w:rFonts w:ascii="Times New Roman" w:hAnsi="Times New Roman" w:cs="Times New Roman"/>
-          <w:sz w:val="28"/>
-          <w:szCs w:val="28"/>
-        </w:rPr>
-        <w:t xml:space="preserve"> -I https://web.max.ru, а также заголовками безопасности HSTS, X-Frame-</w:t>
-      </w:r>
-      <w:proofErr w:type="spellStart"/>
-      <w:r>
-        <w:rPr>
-          <w:rFonts w:ascii="Times New Roman" w:hAnsi="Times New Roman" w:cs="Times New Roman"/>
-          <w:sz w:val="28"/>
-          <w:szCs w:val="28"/>
-        </w:rPr>
-        <w:t>Options</w:t>
-      </w:r>
-      <w:proofErr w:type="spellEnd"/>
-      <w:r>
-        <w:rPr>
-          <w:rFonts w:ascii="Times New Roman" w:hAnsi="Times New Roman" w:cs="Times New Roman"/>
-          <w:sz w:val="28"/>
-          <w:szCs w:val="28"/>
-        </w:rPr>
-        <w:t xml:space="preserve"> и Content-Security-Policy. Следовательно, соединение с удалённым хостом устанавливается корректно, а блокировка ICMP является осознанной настройкой сервера.</w:t>
+      <w:proofErr w:type="spellStart"/>
+      <w:proofErr w:type="spellEnd"/>
+      <w:proofErr w:type="spellStart"/>
+      <w:proofErr w:type="spellEnd"/>
+      <w:proofErr w:type="spellStart"/>
+      <w:proofErr w:type="spellEnd"/>
+      <w:proofErr w:type="spellStart"/>
+      <w:proofErr w:type="spellEnd"/>
+      <w:r>
+        <w:rPr>
+          <w:rFonts w:ascii="Times New Roman" w:hAnsi="Times New Roman" w:cs="Times New Roman"/>
+          <w:sz w:val="28"/>
+          <w:szCs w:val="28"/>
+        </w:rPr>
+        <w:t xml:space="preserve">В нашем случае ping к web.max.ru показал 100% потерь, но это не значит, что ресурс недоступен: скорее всего, сервер просто не отвечает на ICMP. Доступность сайта подтверждает ответ 200 OK на запрос curl -I https://web.max.ru и заголовки HSTS, X-Frame-Options и Content-Security-Policy.</w:t>
       </w:r>
     </w:p>
     <w:p>
@@ -9459,27 +8664,7 @@
           <w:sz w:val="28"/>
           <w:szCs w:val="28"/>
         </w:rPr>
-        <w:t xml:space="preserve">На рисунке отображается маршрут прохождения IP-пакетов до узла </w:t>
-      </w:r>
-      <w:hyperlink r:id="rId28" w:tgtFrame="_blank" w:history="1">
-        <w:r>
-          <w:rPr>
-            <w:rStyle w:val="ad"/>
-            <w:rFonts w:ascii="Times New Roman" w:hAnsi="Times New Roman" w:cs="Times New Roman"/>
-            <w:color w:val="auto"/>
-            <w:sz w:val="28"/>
-            <w:szCs w:val="28"/>
-          </w:rPr>
-          <w:t>web.max.ru</w:t>
-        </w:r>
-      </w:hyperlink>
-      <w:r>
-        <w:rPr>
-          <w:rFonts w:ascii="Times New Roman" w:hAnsi="Times New Roman" w:cs="Times New Roman"/>
-          <w:sz w:val="28"/>
-          <w:szCs w:val="28"/>
-        </w:rPr>
-        <w:t xml:space="preserve"> (IP 155.212.204.193).</w:t>
+        <w:t xml:space="preserve">На скриншоте показан маршрут IP-пакетов до узла web.max.ru (IP 155.212.204.193).</w:t>
       </w:r>
     </w:p>
     <w:p>
@@ -9547,7 +8732,7 @@
           <w:sz w:val="28"/>
           <w:szCs w:val="28"/>
         </w:rPr>
-        <w:t>На скриншоте отображается:</w:t>
+        <w:t xml:space="preserve">На скриншоте видно:</w:t>
       </w:r>
     </w:p>
     <w:p>
@@ -10448,49 +9633,17 @@
           <w:szCs w:val="28"/>
         </w:rPr>
       </w:pPr>
-      <w:r>
-        <w:rPr>
-          <w:rFonts w:ascii="Times New Roman" w:hAnsi="Times New Roman" w:cs="Times New Roman"/>
-          <w:sz w:val="28"/>
-          <w:szCs w:val="28"/>
-        </w:rPr>
-        <w:t xml:space="preserve">Первые четыре узла отвечают — соединение с локальной сетью и провайдером работает. Шестой узел (188.254.44.30) — последний, который ответил. Остальные </w:t>
-      </w:r>
-      <w:proofErr w:type="spellStart"/>
-      <w:r>
-        <w:rPr>
-          <w:rFonts w:ascii="Times New Roman" w:hAnsi="Times New Roman" w:cs="Times New Roman"/>
-          <w:sz w:val="28"/>
-          <w:szCs w:val="28"/>
-        </w:rPr>
-        <w:t>хопы</w:t>
-      </w:r>
-      <w:proofErr w:type="spellEnd"/>
-      <w:r>
-        <w:rPr>
-          <w:rFonts w:ascii="Times New Roman" w:hAnsi="Times New Roman" w:cs="Times New Roman"/>
-          <w:sz w:val="28"/>
-          <w:szCs w:val="28"/>
-        </w:rPr>
-        <w:t xml:space="preserve"> (5, 7–30) отображаются звёздочками с сообщением «Превышен интервал ожидания для запроса». Это означает, что промежуточные маршрутизаторы и конечный сервер не отвечают на ICMP-запросы — стандартная практика защиты от </w:t>
-      </w:r>
-      <w:proofErr w:type="spellStart"/>
-      <w:r>
-        <w:rPr>
-          <w:rFonts w:ascii="Times New Roman" w:hAnsi="Times New Roman" w:cs="Times New Roman"/>
-          <w:sz w:val="28"/>
-          <w:szCs w:val="28"/>
-        </w:rPr>
-        <w:t>DDoS</w:t>
-      </w:r>
-      <w:proofErr w:type="spellEnd"/>
-      <w:r>
-        <w:rPr>
-          <w:rFonts w:ascii="Times New Roman" w:hAnsi="Times New Roman" w:cs="Times New Roman"/>
-          <w:sz w:val="28"/>
-          <w:szCs w:val="28"/>
-        </w:rPr>
-        <w:t>-атак и сканирования.</w:t>
+      <w:proofErr w:type="spellStart"/>
+      <w:proofErr w:type="spellEnd"/>
+      <w:proofErr w:type="spellStart"/>
+      <w:proofErr w:type="spellEnd"/>
+      <w:r>
+        <w:rPr>
+          <w:rFonts w:ascii="Times New Roman" w:hAnsi="Times New Roman" w:cs="Times New Roman"/>
+          <w:sz w:val="28"/>
+          <w:szCs w:val="28"/>
+        </w:rPr>
+        <w:t xml:space="preserve">Первые четыре узла ответили, значит, связь с локальной сетью и провайдером есть. Шестой узел (188.254.44.30) — последний, от которого пришёл ответ. На остальных хопах (5, 7–30) стоят звёздочки и сообщение «Превышен интервал ожидания для запроса»: эти маршрутизаторы и конечный сервер, по-видимому, не отвечают на ICMP-запросы.</w:t>
       </w:r>
     </w:p>
     <w:p>
@@ -10510,7 +9663,7 @@
           <w:sz w:val="28"/>
           <w:szCs w:val="28"/>
         </w:rPr>
-        <w:t>Вывод. Маршрут проходит через локальный роутер, сети провайдера (Ростелеком МРФ Волга) и магистральный узел 188.254.44.30. Дальнейшие узлы скрыты из-за блокировки ICMP. Доступность самого ресурса подтверждена в задании 6 успешным HTTP-ответом 200 OK.</w:t>
+        <w:t xml:space="preserve">Вывод. Пакеты идут через локальный роутер, сеть провайдера (Ростелеком МРФ Волга) и магистральный узел 188.254.44.30, дальше узлы не отвечают. Доступность самого ресурса мы подтвердили в задании 6 ответом 200 OK.</w:t>
       </w:r>
     </w:p>
     <w:p>
@@ -10594,31 +9747,15 @@
           <w:szCs w:val="28"/>
         </w:rPr>
       </w:pPr>
-      <w:r>
-        <w:rPr>
-          <w:rFonts w:ascii="Times New Roman" w:hAnsi="Times New Roman" w:cs="Times New Roman"/>
-          <w:sz w:val="28"/>
-          <w:szCs w:val="28"/>
-        </w:rPr>
-        <w:t xml:space="preserve">IP-адрес — это идентификационный номер, связанный с определённым компьютером или компьютерной сетью. Термин «IP-адрес» относится к адресу интернет-протокола. Для идентификации </w:t>
-      </w:r>
-      <w:proofErr w:type="spellStart"/>
-      <w:r>
-        <w:rPr>
-          <w:rFonts w:ascii="Times New Roman" w:hAnsi="Times New Roman" w:cs="Times New Roman"/>
-          <w:sz w:val="28"/>
-          <w:szCs w:val="28"/>
-        </w:rPr>
-        <w:t>web</w:t>
-      </w:r>
-      <w:proofErr w:type="spellEnd"/>
-      <w:r>
-        <w:rPr>
-          <w:rFonts w:ascii="Times New Roman" w:hAnsi="Times New Roman" w:cs="Times New Roman"/>
-          <w:sz w:val="28"/>
-          <w:szCs w:val="28"/>
-        </w:rPr>
-        <w:t>-серверов, маршрутизации электронной почты и многих других целей каждая машина в Интернет обязана иметь свой уникальный номер. При подключении к Интернету IP-адрес позволяет компьютерам отправлять и получать информацию, а также позволяет отправлять и получать информацию нужным сторонам, что в некоторых случаях можно использовать для отслеживания физического местонахождения пользователя. IP-адреса генерируются с помощью иерархической системы, включающей IANA, RIR и интернет-провайдеров.</w:t>
+      <w:proofErr w:type="spellStart"/>
+      <w:proofErr w:type="spellEnd"/>
+      <w:r>
+        <w:rPr>
+          <w:rFonts w:ascii="Times New Roman" w:hAnsi="Times New Roman" w:cs="Times New Roman"/>
+          <w:sz w:val="28"/>
+          <w:szCs w:val="28"/>
+        </w:rPr>
+        <w:t xml:space="preserve">IP-адрес — это уникальный числовой адрес устройства в сети. По нему данные доставляются нужному узлу: компьютеры используют IP-адреса, чтобы отправлять и получать информацию, а маршрутизаторы — чтобы выбирать путь пакетов. Адреса распределяются иерархически: IANA, региональные регистраторы (RIR), интернет-провайдеры.</w:t>
       </w:r>
     </w:p>
     <w:p>
@@ -10652,31 +9789,15 @@
           <w:szCs w:val="28"/>
         </w:rPr>
       </w:pPr>
-      <w:r>
-        <w:rPr>
-          <w:rFonts w:ascii="Times New Roman" w:hAnsi="Times New Roman" w:cs="Times New Roman"/>
-          <w:sz w:val="28"/>
-          <w:szCs w:val="28"/>
-        </w:rPr>
-        <w:t xml:space="preserve">Маска подсети — это параметр, который определяет, какая часть IP-адреса относится к адресу сети, а какая — к адресу узла (компьютера). Маска подсети используется вместе с IP-адресом для определения границ подсети. В утилите </w:t>
-      </w:r>
-      <w:proofErr w:type="spellStart"/>
-      <w:r>
-        <w:rPr>
-          <w:rFonts w:ascii="Times New Roman" w:hAnsi="Times New Roman" w:cs="Times New Roman"/>
-          <w:sz w:val="28"/>
-          <w:szCs w:val="28"/>
-        </w:rPr>
-        <w:t>ipconfig</w:t>
-      </w:r>
-      <w:proofErr w:type="spellEnd"/>
-      <w:r>
-        <w:rPr>
-          <w:rFonts w:ascii="Times New Roman" w:hAnsi="Times New Roman" w:cs="Times New Roman"/>
-          <w:sz w:val="28"/>
-          <w:szCs w:val="28"/>
-        </w:rPr>
-        <w:t xml:space="preserve"> маска подсети отображается как один из основных параметров конфигурации TCP/IP. Если IP-адреса дублируются, маска сети будет 0.0.0.0. Если при использовании DHCP компьютер не смог получить IP-адрес, он также будет равен 0.0.0.0.</w:t>
+      <w:proofErr w:type="spellStart"/>
+      <w:proofErr w:type="spellEnd"/>
+      <w:r>
+        <w:rPr>
+          <w:rFonts w:ascii="Times New Roman" w:hAnsi="Times New Roman" w:cs="Times New Roman"/>
+          <w:sz w:val="28"/>
+          <w:szCs w:val="28"/>
+        </w:rPr>
+        <w:t xml:space="preserve">Маска подсети показывает, какая часть IP-адреса относится к номеру сети, а какая — к номеру узла. По маске компьютер определяет, находится ли адресат в его подсети (тогда пакет отправляется напрямую) или в другой (тогда через шлюз). Например, при маске 255.255.255.0 первые три числа адреса — это адрес сети. Маска указана в выводе ipconfig.</w:t>
       </w:r>
     </w:p>
     <w:p>
@@ -10710,13 +9831,481 @@
           <w:szCs w:val="28"/>
         </w:rPr>
       </w:pPr>
-      <w:r>
-        <w:rPr>
-          <w:rFonts w:ascii="Times New Roman" w:hAnsi="Times New Roman" w:cs="Times New Roman"/>
-          <w:sz w:val="28"/>
-          <w:szCs w:val="28"/>
-        </w:rPr>
-        <w:t xml:space="preserve">DNS (Domain Name System) — это система доменных имён, которая преобразует доменные имена в IP-адреса и обратно. DNS-сервер — это сервер, преобразующий доменные имена в IP-адреса. Утилита </w:t>
+      <w:proofErr w:type="spellStart"/>
+      <w:proofErr w:type="spellEnd"/>
+      <w:r>
+        <w:rPr>
+          <w:rFonts w:ascii="Times New Roman" w:hAnsi="Times New Roman" w:cs="Times New Roman"/>
+          <w:sz w:val="28"/>
+          <w:szCs w:val="28"/>
+        </w:rPr>
+        <w:t xml:space="preserve">DNS (Domain Name System) — система доменных имён. Она преобразует имена сайтов (например, max.ru) в IP-адреса и обратно, поэтому пользователю не нужно запоминать числа. Запросы обрабатывают DNS-серверы, адрес нашего сервера указан в ipconfig /all.</w:t>
+      </w:r>
+    </w:p>
+    <w:p>
+      <w:pPr>
+        <w:spacing w:after="0" w:line="360" w:lineRule="auto"/>
+        <w:ind w:firstLine="709"/>
+        <w:jc w:val="both"/>
+        <w:rPr>
+          <w:rFonts w:ascii="Times New Roman" w:hAnsi="Times New Roman" w:cs="Times New Roman"/>
+          <w:sz w:val="28"/>
+          <w:szCs w:val="28"/>
+        </w:rPr>
+      </w:pPr>
+      <w:r>
+        <w:rPr>
+          <w:rFonts w:ascii="Times New Roman" w:hAnsi="Times New Roman" w:cs="Times New Roman"/>
+          <w:sz w:val="28"/>
+          <w:szCs w:val="28"/>
+        </w:rPr>
+        <w:t>4. Объясните разницу между статическим и динамическим IP-адресом.</w:t>
+      </w:r>
+    </w:p>
+    <w:p>
+      <w:pPr>
+        <w:spacing w:after="0" w:line="360" w:lineRule="auto"/>
+        <w:ind w:firstLine="709"/>
+        <w:jc w:val="both"/>
+        <w:rPr>
+          <w:rFonts w:ascii="Times New Roman" w:hAnsi="Times New Roman" w:cs="Times New Roman"/>
+          <w:sz w:val="28"/>
+          <w:szCs w:val="28"/>
+        </w:rPr>
+      </w:pPr>
+      <w:r>
+        <w:rPr>
+          <w:rFonts w:ascii="Times New Roman" w:hAnsi="Times New Roman" w:cs="Times New Roman"/>
+          <w:sz w:val="28"/>
+          <w:szCs w:val="28"/>
+        </w:rPr>
+        <w:t xml:space="preserve">Динамический IP-адрес выдаётся устройству на время (аренда), обычно по DHCP, и после окончания срока может смениться. Так адреса получают компьютеры, смартфоны и маршрутизаторы; отследить конкретное устройство по такому адресу сложнее.</w:t>
+      </w:r>
+    </w:p>
+    <w:p>
+      <w:pPr>
+        <w:spacing w:after="0" w:line="360" w:lineRule="auto"/>
+        <w:ind w:firstLine="709"/>
+        <w:jc w:val="both"/>
+        <w:rPr>
+          <w:rFonts w:ascii="Times New Roman" w:hAnsi="Times New Roman" w:cs="Times New Roman"/>
+          <w:sz w:val="28"/>
+          <w:szCs w:val="28"/>
+        </w:rPr>
+      </w:pPr>
+      <w:r>
+        <w:rPr>
+          <w:rFonts w:ascii="Times New Roman" w:hAnsi="Times New Roman" w:cs="Times New Roman"/>
+          <w:sz w:val="28"/>
+          <w:szCs w:val="28"/>
+        </w:rPr>
+        <w:t xml:space="preserve">Статический IP-адрес задаётся вручную на устройстве или администратором сети и не меняется. Его используют для серверов и сайтов, чтобы доменное имя всегда указывало на один и тот же адрес.</w:t>
+      </w:r>
+    </w:p>
+    <w:p>
+      <w:pPr>
+        <w:spacing w:after="0" w:line="360" w:lineRule="auto"/>
+        <w:ind w:firstLine="709"/>
+        <w:jc w:val="both"/>
+        <w:rPr>
+          <w:rFonts w:ascii="Times New Roman" w:hAnsi="Times New Roman" w:cs="Times New Roman"/>
+          <w:sz w:val="28"/>
+          <w:szCs w:val="28"/>
+        </w:rPr>
+      </w:pPr>
+      <w:r>
+        <w:rPr>
+          <w:rFonts w:ascii="Times New Roman" w:hAnsi="Times New Roman" w:cs="Times New Roman"/>
+          <w:sz w:val="28"/>
+          <w:szCs w:val="28"/>
+        </w:rPr>
+        <w:t xml:space="preserve">5. Что такое утилита </w:t>
+      </w:r>
+      <w:proofErr w:type="spellStart"/>
+      <w:r>
+        <w:rPr>
+          <w:rFonts w:ascii="Times New Roman" w:hAnsi="Times New Roman" w:cs="Times New Roman"/>
+          <w:sz w:val="28"/>
+          <w:szCs w:val="28"/>
+        </w:rPr>
+        <w:t>ping</w:t>
+      </w:r>
+      <w:proofErr w:type="spellEnd"/>
+      <w:r>
+        <w:rPr>
+          <w:rFonts w:ascii="Times New Roman" w:hAnsi="Times New Roman" w:cs="Times New Roman"/>
+          <w:sz w:val="28"/>
+          <w:szCs w:val="28"/>
+        </w:rPr>
+        <w:t xml:space="preserve"> и как она работает?</w:t>
+      </w:r>
+    </w:p>
+    <w:p>
+      <w:pPr>
+        <w:spacing w:after="0" w:line="360" w:lineRule="auto"/>
+        <w:ind w:firstLine="709"/>
+        <w:jc w:val="both"/>
+        <w:rPr>
+          <w:rFonts w:ascii="Times New Roman" w:hAnsi="Times New Roman" w:cs="Times New Roman"/>
+          <w:sz w:val="28"/>
+          <w:szCs w:val="28"/>
+        </w:rPr>
+      </w:pPr>
+      <w:proofErr w:type="spellStart"/>
+      <w:proofErr w:type="spellEnd"/>
+      <w:proofErr w:type="spellStart"/>
+      <w:proofErr w:type="spellEnd"/>
+      <w:proofErr w:type="spellStart"/>
+      <w:proofErr w:type="spellEnd"/>
+      <w:proofErr w:type="spellStart"/>
+      <w:proofErr w:type="spellEnd"/>
+      <w:proofErr w:type="spellStart"/>
+      <w:proofErr w:type="spellEnd"/>
+      <w:proofErr w:type="spellStart"/>
+      <w:proofErr w:type="spellEnd"/>
+      <w:r>
+        <w:rPr>
+          <w:rFonts w:ascii="Times New Roman" w:hAnsi="Times New Roman" w:cs="Times New Roman"/>
+          <w:sz w:val="28"/>
+          <w:szCs w:val="28"/>
+        </w:rPr>
+        <w:t xml:space="preserve">Ping проверяет, доступен ли удалённый узел. Утилита отправляет ему эхо-запросы ICMP и ждёт эхо-ответов, а затем выводит число отправленных и полученных пакетов, потери и время отклика (поле time) в миллисекундах. По умолчанию отправляется 4 пакета по 32 байта.</w:t>
+      </w:r>
+    </w:p>
+    <w:p>
+      <w:pPr>
+        <w:spacing w:after="0" w:line="360" w:lineRule="auto"/>
+        <w:ind w:firstLine="709"/>
+        <w:jc w:val="both"/>
+        <w:rPr>
+          <w:rFonts w:ascii="Times New Roman" w:hAnsi="Times New Roman" w:cs="Times New Roman"/>
+          <w:sz w:val="28"/>
+          <w:szCs w:val="28"/>
+        </w:rPr>
+      </w:pPr>
+      <w:r>
+        <w:rPr>
+          <w:rFonts w:ascii="Times New Roman" w:hAnsi="Times New Roman" w:cs="Times New Roman"/>
+          <w:sz w:val="28"/>
+          <w:szCs w:val="28"/>
+        </w:rPr>
+        <w:t xml:space="preserve">6. Какую информацию можно получить с помощью команды </w:t>
+      </w:r>
+      <w:proofErr w:type="spellStart"/>
+      <w:r>
+        <w:rPr>
+          <w:rFonts w:ascii="Times New Roman" w:hAnsi="Times New Roman" w:cs="Times New Roman"/>
+          <w:sz w:val="28"/>
+          <w:szCs w:val="28"/>
+        </w:rPr>
+        <w:t>traceroute</w:t>
+      </w:r>
+      <w:proofErr w:type="spellEnd"/>
+      <w:r>
+        <w:rPr>
+          <w:rFonts w:ascii="Times New Roman" w:hAnsi="Times New Roman" w:cs="Times New Roman"/>
+          <w:sz w:val="28"/>
+          <w:szCs w:val="28"/>
+        </w:rPr>
+        <w:t>?</w:t>
+      </w:r>
+    </w:p>
+    <w:p>
+      <w:pPr>
+        <w:spacing w:after="0" w:line="360" w:lineRule="auto"/>
+        <w:ind w:firstLine="709"/>
+        <w:jc w:val="both"/>
+        <w:rPr>
+          <w:rFonts w:ascii="Times New Roman" w:hAnsi="Times New Roman" w:cs="Times New Roman"/>
+          <w:sz w:val="28"/>
+          <w:szCs w:val="28"/>
+        </w:rPr>
+      </w:pPr>
+      <w:proofErr w:type="spellStart"/>
+      <w:proofErr w:type="spellEnd"/>
+      <w:proofErr w:type="spellStart"/>
+      <w:proofErr w:type="spellEnd"/>
+      <w:proofErr w:type="spellStart"/>
+      <w:proofErr w:type="spellEnd"/>
+      <w:proofErr w:type="spellStart"/>
+      <w:proofErr w:type="spellEnd"/>
+      <w:proofErr w:type="spellStart"/>
+      <w:proofErr w:type="spellEnd"/>
+      <w:r>
+        <w:rPr>
+          <w:rFonts w:ascii="Times New Roman" w:hAnsi="Times New Roman" w:cs="Times New Roman"/>
+          <w:sz w:val="28"/>
+          <w:szCs w:val="28"/>
+        </w:rPr>
+        <w:t xml:space="preserve">Tracert показывает маршрут до удалённого узла: список промежуточных маршрутизаторов, их IP-адреса и имена, а также время ответа (по три замера). Работает она через поле TTL: пакеты уходят с TTL 1, 2, 3 и так далее, а маршрутизатор, на котором TTL стал равен нулю, присылает сообщение ICMP Time Exceeded. По результату можно понять, где возникает проблема: у провайдера, в опорной сети или у удалённого хоста.</w:t>
+      </w:r>
+    </w:p>
+    <w:p>
+      <w:pPr>
+        <w:spacing w:after="0" w:line="360" w:lineRule="auto"/>
+        <w:ind w:firstLine="709"/>
+        <w:jc w:val="both"/>
+        <w:rPr>
+          <w:rFonts w:ascii="Times New Roman" w:hAnsi="Times New Roman" w:cs="Times New Roman"/>
+          <w:sz w:val="28"/>
+          <w:szCs w:val="28"/>
+        </w:rPr>
+      </w:pPr>
+      <w:r>
+        <w:rPr>
+          <w:rFonts w:ascii="Times New Roman" w:hAnsi="Times New Roman" w:cs="Times New Roman"/>
+          <w:sz w:val="28"/>
+          <w:szCs w:val="28"/>
+        </w:rPr>
+        <w:t>7. Что такое NAT и как он используется в сетях?</w:t>
+      </w:r>
+    </w:p>
+    <w:p>
+      <w:pPr>
+        <w:spacing w:after="0" w:line="360" w:lineRule="auto"/>
+        <w:ind w:firstLine="709"/>
+        <w:jc w:val="both"/>
+        <w:rPr>
+          <w:rFonts w:ascii="Times New Roman" w:hAnsi="Times New Roman" w:cs="Times New Roman"/>
+          <w:sz w:val="28"/>
+          <w:szCs w:val="28"/>
+        </w:rPr>
+      </w:pPr>
+      <w:r>
+        <w:rPr>
+          <w:rFonts w:ascii="Times New Roman" w:hAnsi="Times New Roman" w:cs="Times New Roman"/>
+          <w:sz w:val="28"/>
+          <w:szCs w:val="28"/>
+        </w:rPr>
+        <w:t xml:space="preserve">NAT (Network Address Translation) — преобразование сетевых адресов. Маршрутизатор подменяет частные адреса устройств локальной сети одним публичным адресом, когда они выходят в Интернет. Так экономятся публичные адреса, а внутренние адреса не видны снаружи.</w:t>
+      </w:r>
+    </w:p>
+    <w:p>
+      <w:pPr>
+        <w:spacing w:after="0" w:line="360" w:lineRule="auto"/>
+        <w:ind w:firstLine="709"/>
+        <w:jc w:val="both"/>
+        <w:rPr>
+          <w:rFonts w:ascii="Times New Roman" w:hAnsi="Times New Roman" w:cs="Times New Roman"/>
+          <w:sz w:val="28"/>
+          <w:szCs w:val="28"/>
+        </w:rPr>
+      </w:pPr>
+      <w:r>
+        <w:rPr>
+          <w:rFonts w:ascii="Times New Roman" w:hAnsi="Times New Roman" w:cs="Times New Roman"/>
+          <w:sz w:val="28"/>
+          <w:szCs w:val="28"/>
+        </w:rPr>
+        <w:t xml:space="preserve">8. Какова функция утилиты </w:t>
+      </w:r>
+      <w:proofErr w:type="spellStart"/>
+      <w:r>
+        <w:rPr>
+          <w:rFonts w:ascii="Times New Roman" w:hAnsi="Times New Roman" w:cs="Times New Roman"/>
+          <w:sz w:val="28"/>
+          <w:szCs w:val="28"/>
+        </w:rPr>
+        <w:t>netstat</w:t>
+      </w:r>
+      <w:proofErr w:type="spellEnd"/>
+      <w:r>
+        <w:rPr>
+          <w:rFonts w:ascii="Times New Roman" w:hAnsi="Times New Roman" w:cs="Times New Roman"/>
+          <w:sz w:val="28"/>
+          <w:szCs w:val="28"/>
+        </w:rPr>
+        <w:t>?</w:t>
+      </w:r>
+    </w:p>
+    <w:p>
+      <w:pPr>
+        <w:spacing w:after="0" w:line="360" w:lineRule="auto"/>
+        <w:ind w:firstLine="709"/>
+        <w:jc w:val="both"/>
+        <w:rPr>
+          <w:rFonts w:ascii="Times New Roman" w:hAnsi="Times New Roman" w:cs="Times New Roman"/>
+          <w:sz w:val="28"/>
+          <w:szCs w:val="28"/>
+        </w:rPr>
+      </w:pPr>
+      <w:proofErr w:type="spellStart"/>
+      <w:proofErr w:type="spellEnd"/>
+      <w:r>
+        <w:rPr>
+          <w:rFonts w:ascii="Times New Roman" w:hAnsi="Times New Roman" w:cs="Times New Roman"/>
+          <w:sz w:val="28"/>
+          <w:szCs w:val="28"/>
+        </w:rPr>
+        <w:t xml:space="preserve">Netstat показывает текущие сетевые соединения и прослушиваемые порты, статистику по протоколам TCP, UDP, IP и ICMP, статистику Ethernet и таблицу маршрутизации. Её используют для поиска неполадок и проверки, нет ли лишних открытых портов.</w:t>
+      </w:r>
+    </w:p>
+    <w:p>
+      <w:pPr>
+        <w:spacing w:after="0" w:line="360" w:lineRule="auto"/>
+        <w:ind w:firstLine="709"/>
+        <w:jc w:val="both"/>
+        <w:rPr>
+          <w:rFonts w:ascii="Times New Roman" w:hAnsi="Times New Roman" w:cs="Times New Roman"/>
+          <w:sz w:val="28"/>
+          <w:szCs w:val="28"/>
+        </w:rPr>
+      </w:pPr>
+      <w:r>
+        <w:rPr>
+          <w:rFonts w:ascii="Times New Roman" w:hAnsi="Times New Roman" w:cs="Times New Roman"/>
+          <w:sz w:val="28"/>
+          <w:szCs w:val="28"/>
+        </w:rPr>
+        <w:t>9. Что такое DHCP и как он работает?</w:t>
+      </w:r>
+    </w:p>
+    <w:p>
+      <w:pPr>
+        <w:spacing w:after="0" w:line="360" w:lineRule="auto"/>
+        <w:ind w:firstLine="709"/>
+        <w:jc w:val="both"/>
+        <w:rPr>
+          <w:rFonts w:ascii="Times New Roman" w:hAnsi="Times New Roman" w:cs="Times New Roman"/>
+          <w:sz w:val="28"/>
+          <w:szCs w:val="28"/>
+        </w:rPr>
+      </w:pPr>
+      <w:proofErr w:type="spellStart"/>
+      <w:proofErr w:type="spellEnd"/>
+      <w:r>
+        <w:rPr>
+          <w:rFonts w:ascii="Times New Roman" w:hAnsi="Times New Roman" w:cs="Times New Roman"/>
+          <w:sz w:val="28"/>
+          <w:szCs w:val="28"/>
+        </w:rPr>
+        <w:t xml:space="preserve">DHCP (Dynamic Host Configuration Protocol) автоматически выдаёт устройствам сетевые настройки: IP-адрес, маску, шлюз и адрес DNS-сервера. При подключении устройство запрашивает настройки, а DHCP-сервер (чаще всего роутер) выдаёт их на определённый срок. Если получить адрес не удалось, он будет 0.0.0.0. Что выдал DHCP, видно в ipconfig /all.</w:t>
+      </w:r>
+    </w:p>
+    <w:p>
+      <w:pPr>
+        <w:spacing w:after="0" w:line="360" w:lineRule="auto"/>
+        <w:ind w:firstLine="709"/>
+        <w:jc w:val="both"/>
+        <w:rPr>
+          <w:rFonts w:ascii="Times New Roman" w:hAnsi="Times New Roman" w:cs="Times New Roman"/>
+          <w:sz w:val="28"/>
+          <w:szCs w:val="28"/>
+        </w:rPr>
+      </w:pPr>
+      <w:r>
+        <w:rPr>
+          <w:rFonts w:ascii="Times New Roman" w:hAnsi="Times New Roman" w:cs="Times New Roman"/>
+          <w:sz w:val="28"/>
+          <w:szCs w:val="28"/>
+        </w:rPr>
+        <w:t>10. Каковы основные команды для диагностики сетевых подключений в Windows?</w:t>
+      </w:r>
+    </w:p>
+    <w:p>
+      <w:pPr>
+        <w:spacing w:after="0" w:line="360" w:lineRule="auto"/>
+        <w:ind w:firstLine="709"/>
+        <w:jc w:val="both"/>
+        <w:rPr>
+          <w:rFonts w:ascii="Times New Roman" w:hAnsi="Times New Roman" w:cs="Times New Roman"/>
+          <w:sz w:val="28"/>
+          <w:szCs w:val="28"/>
+        </w:rPr>
+      </w:pPr>
+      <w:proofErr w:type="spellStart"/>
+      <w:proofErr w:type="spellEnd"/>
+      <w:proofErr w:type="spellStart"/>
+      <w:proofErr w:type="spellEnd"/>
+      <w:proofErr w:type="spellStart"/>
+      <w:proofErr w:type="spellEnd"/>
+      <w:proofErr w:type="spellStart"/>
+      <w:proofErr w:type="spellEnd"/>
+      <w:proofErr w:type="spellStart"/>
+      <w:proofErr w:type="spellEnd"/>
+      <w:proofErr w:type="spellStart"/>
+      <w:proofErr w:type="spellEnd"/>
+      <w:proofErr w:type="spellStart"/>
+      <w:proofErr w:type="spellEnd"/>
+      <w:proofErr w:type="spellStart"/>
+      <w:proofErr w:type="spellEnd"/>
+      <w:proofErr w:type="spellStart"/>
+      <w:proofErr w:type="spellEnd"/>
+      <w:proofErr w:type="spellStart"/>
+      <w:proofErr w:type="spellEnd"/>
+      <w:r>
+        <w:rPr>
+          <w:rFonts w:ascii="Times New Roman" w:hAnsi="Times New Roman" w:cs="Times New Roman"/>
+          <w:sz w:val="28"/>
+          <w:szCs w:val="28"/>
+        </w:rPr>
+        <w:t xml:space="preserve">ipconfig — настройки TCP/IP; ping — проверка связи; tracert и pathping — маршрут и потери пакетов; netstat — соединения и порты; nslookup — запросы к DNS; hostname — имя компьютера; getmac — MAC-адрес; netsh и systeminfo — настройка сети и сведения о системе.</w:t>
+      </w:r>
+    </w:p>
+    <w:p>
+      <w:pPr>
+        <w:spacing w:after="0" w:line="360" w:lineRule="auto"/>
+        <w:ind w:firstLine="709"/>
+        <w:jc w:val="both"/>
+        <w:rPr>
+          <w:rFonts w:ascii="Times New Roman" w:hAnsi="Times New Roman" w:cs="Times New Roman"/>
+          <w:sz w:val="28"/>
+          <w:szCs w:val="28"/>
+        </w:rPr>
+      </w:pPr>
+      <w:r>
+        <w:rPr>
+          <w:rFonts w:ascii="Times New Roman" w:hAnsi="Times New Roman" w:cs="Times New Roman"/>
+          <w:sz w:val="28"/>
+          <w:szCs w:val="28"/>
+        </w:rPr>
+        <w:t>11. Что такое TCP и UDP, и в чем их основные различия?</w:t>
+      </w:r>
+    </w:p>
+    <w:p>
+      <w:pPr>
+        <w:spacing w:after="0" w:line="360" w:lineRule="auto"/>
+        <w:ind w:firstLine="709"/>
+        <w:jc w:val="both"/>
+        <w:rPr>
+          <w:rFonts w:ascii="Times New Roman" w:hAnsi="Times New Roman" w:cs="Times New Roman"/>
+          <w:sz w:val="28"/>
+          <w:szCs w:val="28"/>
+        </w:rPr>
+      </w:pPr>
+      <w:proofErr w:type="spellStart"/>
+      <w:proofErr w:type="spellEnd"/>
+      <w:proofErr w:type="spellStart"/>
+      <w:proofErr w:type="spellEnd"/>
+      <w:proofErr w:type="spellStart"/>
+      <w:proofErr w:type="spellEnd"/>
+      <w:r>
+        <w:rPr>
+          <w:rFonts w:ascii="Times New Roman" w:hAnsi="Times New Roman" w:cs="Times New Roman"/>
+          <w:sz w:val="28"/>
+          <w:szCs w:val="28"/>
+        </w:rPr>
+        <w:t xml:space="preserve">TCP работает с установлением соединения и гарантирует доставку и порядок пакетов, поэтому на нём работают HTTP, почта и передача файлов. UDP работает без соединения: он быстрее, но доставку не гарантирует, его используют для звонков, видео и DNS-запросов. Для HTTP обычно применяется TCP, порт 80.</w:t>
+      </w:r>
+    </w:p>
+    <w:p>
+      <w:pPr>
+        <w:spacing w:after="0" w:line="360" w:lineRule="auto"/>
+        <w:ind w:firstLine="709"/>
+        <w:jc w:val="both"/>
+        <w:rPr>
+          <w:rFonts w:ascii="Times New Roman" w:hAnsi="Times New Roman" w:cs="Times New Roman"/>
+          <w:sz w:val="28"/>
+          <w:szCs w:val="28"/>
+        </w:rPr>
+      </w:pPr>
+      <w:r>
+        <w:rPr>
+          <w:rFonts w:ascii="Times New Roman" w:hAnsi="Times New Roman" w:cs="Times New Roman"/>
+          <w:sz w:val="28"/>
+          <w:szCs w:val="28"/>
+        </w:rPr>
+        <w:t xml:space="preserve">12. Как использовать утилиту </w:t>
       </w:r>
       <w:proofErr w:type="spellStart"/>
       <w:r>
@@ -10734,7 +10323,7 @@
           <w:sz w:val="28"/>
           <w:szCs w:val="28"/>
         </w:rPr>
-        <w:t xml:space="preserve"> используется для запроса системы доменных имён (DNS) для получения информации о доменном имени и IP-адресе. С её помощью можно получить IP-адрес, связанный с доменным именем, или доменное имя, связанное с IP-адресом. Это полезный инструмент для быстрой и эффективной диагностики проблем, связанных с DNS, проверки конфигурации DNS и сбора информации DNS.</w:t>
+        <w:t xml:space="preserve"> для проверки DNS?</w:t>
       </w:r>
     </w:p>
     <w:p>
@@ -10748,13 +10337,15 @@
           <w:szCs w:val="28"/>
         </w:rPr>
       </w:pPr>
-      <w:r>
-        <w:rPr>
-          <w:rFonts w:ascii="Times New Roman" w:hAnsi="Times New Roman" w:cs="Times New Roman"/>
-          <w:sz w:val="28"/>
-          <w:szCs w:val="28"/>
-        </w:rPr>
-        <w:t>4. Объясните разницу между статическим и динамическим IP-адресом.</w:t>
+      <w:proofErr w:type="spellStart"/>
+      <w:proofErr w:type="spellEnd"/>
+      <w:r>
+        <w:rPr>
+          <w:rFonts w:ascii="Times New Roman" w:hAnsi="Times New Roman" w:cs="Times New Roman"/>
+          <w:sz w:val="28"/>
+          <w:szCs w:val="28"/>
+        </w:rPr>
+        <w:t xml:space="preserve">Nslookup отправляет запрос DNS-серверу и показывает IP-адрес по имени домена или имя по IP-адресу. Например, nslookup max.ru выводит адреса сайта и DNS-сервер, который ответил. Если ping по IP-адресу проходит, а по имени нет, проблема в DNS.</w:t>
       </w:r>
     </w:p>
     <w:p>
@@ -10774,8 +10365,7 @@
           <w:sz w:val="28"/>
           <w:szCs w:val="28"/>
         </w:rPr>
-        <w:lastRenderedPageBreak/>
-        <w:t>Динамические IP-адреса — относятся к временному адресу, назначенному устройству интернет-провайдером. Он активен только в течение определённого периода времени, после чего истекает. Компьютер либо автоматически запросит новую аренду, либо может получить совершенно новый IP-адрес. Динамические IP-адреса обычно назначаются таким устройствам, как компьютеры, смартфоны или маршрутизаторы. Они обеспечивают определённый уровень анонимности и безопасности, поскольку IP-адрес периодически меняется. Динамические IP-адреса затрудняют отслеживание конкретного устройства или пользователя.</w:t>
+        <w:t>13. Что такое MAC-адрес и где он используется?</w:t>
       </w:r>
     </w:p>
     <w:p>
@@ -10789,13 +10379,19 @@
           <w:szCs w:val="28"/>
         </w:rPr>
       </w:pPr>
-      <w:r>
-        <w:rPr>
-          <w:rFonts w:ascii="Times New Roman" w:hAnsi="Times New Roman" w:cs="Times New Roman"/>
-          <w:sz w:val="28"/>
-          <w:szCs w:val="28"/>
-        </w:rPr>
-        <w:t>Статические IP-адреса — фиксированный адрес, который остаётся постоянным при назначении устройству. Такие адреса обычно используются для размещения веб-сайтов или запуска серверов. Имея фиксированный IP-адрес, пользователи могут легко подключать доменные имена к своим серверам, гарантируя, что их веб-сайты или службы всегда будут доступны. Статические адреса настраиваются вручную либо на самом устройстве, либо администратором сети.</w:t>
+      <w:proofErr w:type="spellStart"/>
+      <w:proofErr w:type="spellEnd"/>
+      <w:proofErr w:type="spellStart"/>
+      <w:proofErr w:type="spellEnd"/>
+      <w:proofErr w:type="spellStart"/>
+      <w:proofErr w:type="spellEnd"/>
+      <w:r>
+        <w:rPr>
+          <w:rFonts w:ascii="Times New Roman" w:hAnsi="Times New Roman" w:cs="Times New Roman"/>
+          <w:sz w:val="28"/>
+          <w:szCs w:val="28"/>
+        </w:rPr>
+        <w:t xml:space="preserve">MAC-адрес — аппаратный адрес сетевого адаптера, который задаётся при производстве и уникален. Он используется в локальной сети для доставки кадров между устройствами, а администраторы по нему разрешают или запрещают доступ к сети. Посмотреть его можно командой getmac или в строке «Физический адрес» в ipconfig /all.</w:t>
       </w:r>
     </w:p>
     <w:p>
@@ -10815,7 +10411,249 @@
           <w:sz w:val="28"/>
           <w:szCs w:val="28"/>
         </w:rPr>
-        <w:t xml:space="preserve">5. Что такое утилита </w:t>
+        <w:t xml:space="preserve">14. Как работает утилита </w:t>
+      </w:r>
+      <w:proofErr w:type="spellStart"/>
+      <w:r>
+        <w:rPr>
+          <w:rFonts w:ascii="Times New Roman" w:hAnsi="Times New Roman" w:cs="Times New Roman"/>
+          <w:sz w:val="28"/>
+          <w:szCs w:val="28"/>
+        </w:rPr>
+        <w:t>whois</w:t>
+      </w:r>
+      <w:proofErr w:type="spellEnd"/>
+      <w:r>
+        <w:rPr>
+          <w:rFonts w:ascii="Times New Roman" w:hAnsi="Times New Roman" w:cs="Times New Roman"/>
+          <w:sz w:val="28"/>
+          <w:szCs w:val="28"/>
+        </w:rPr>
+        <w:t xml:space="preserve"> и для чего она применяется?</w:t>
+      </w:r>
+    </w:p>
+    <w:p>
+      <w:pPr>
+        <w:spacing w:after="0" w:line="360" w:lineRule="auto"/>
+        <w:ind w:firstLine="709"/>
+        <w:jc w:val="both"/>
+        <w:rPr>
+          <w:rFonts w:ascii="Times New Roman" w:hAnsi="Times New Roman" w:cs="Times New Roman"/>
+          <w:sz w:val="28"/>
+          <w:szCs w:val="28"/>
+        </w:rPr>
+      </w:pPr>
+      <w:proofErr w:type="spellStart"/>
+      <w:proofErr w:type="spellEnd"/>
+      <w:r>
+        <w:rPr>
+          <w:rFonts w:ascii="Times New Roman" w:hAnsi="Times New Roman" w:cs="Times New Roman"/>
+          <w:sz w:val="28"/>
+          <w:szCs w:val="28"/>
+        </w:rPr>
+        <w:t xml:space="preserve">Whois — служба, которая показывает регистрационные данные домена или IP-адреса: кто владелец, когда домен зарегистрирован и когда истекает регистрация, контактные данные. Используется, чтобы узнать, кому принадлежит ресурс, и при спорах по доменам.</w:t>
+      </w:r>
+    </w:p>
+    <w:p>
+      <w:pPr>
+        <w:spacing w:after="0" w:line="360" w:lineRule="auto"/>
+        <w:ind w:firstLine="709"/>
+        <w:jc w:val="both"/>
+        <w:rPr>
+          <w:rFonts w:ascii="Times New Roman" w:hAnsi="Times New Roman" w:cs="Times New Roman"/>
+          <w:sz w:val="28"/>
+          <w:szCs w:val="28"/>
+        </w:rPr>
+      </w:pPr>
+      <w:r>
+        <w:rPr>
+          <w:rFonts w:ascii="Times New Roman" w:hAnsi="Times New Roman" w:cs="Times New Roman"/>
+          <w:sz w:val="28"/>
+          <w:szCs w:val="28"/>
+        </w:rPr>
+        <w:t>15. Что такое маршрутизация и как она осуществляется в сети?</w:t>
+      </w:r>
+    </w:p>
+    <w:p>
+      <w:pPr>
+        <w:spacing w:after="0" w:line="360" w:lineRule="auto"/>
+        <w:ind w:firstLine="709"/>
+        <w:jc w:val="both"/>
+        <w:rPr>
+          <w:rFonts w:ascii="Times New Roman" w:hAnsi="Times New Roman" w:cs="Times New Roman"/>
+          <w:sz w:val="28"/>
+          <w:szCs w:val="28"/>
+        </w:rPr>
+      </w:pPr>
+      <w:proofErr w:type="spellStart"/>
+      <w:proofErr w:type="spellEnd"/>
+      <w:proofErr w:type="spellStart"/>
+      <w:proofErr w:type="spellEnd"/>
+      <w:r>
+        <w:rPr>
+          <w:rFonts w:ascii="Times New Roman" w:hAnsi="Times New Roman" w:cs="Times New Roman"/>
+          <w:sz w:val="28"/>
+          <w:szCs w:val="28"/>
+        </w:rPr>
+        <w:t xml:space="preserve">Маршрутизация — выбор пути, по которому данные идут от отправителя к получателю через промежуточные узлы сети. Маршрутизатор смотрит на IP-адрес назначения, находит подходящую запись в таблице маршрутизации и передаёт пакет дальше. Путь можно посмотреть командой tracert; часть маршрутизаторов молча отбрасывает пакеты с истёкшим TTL и в трассировке не видна.</w:t>
+      </w:r>
+    </w:p>
+    <w:p>
+      <w:pPr>
+        <w:spacing w:after="0" w:line="360" w:lineRule="auto"/>
+        <w:ind w:firstLine="709"/>
+        <w:jc w:val="both"/>
+        <w:rPr>
+          <w:rFonts w:ascii="Times New Roman" w:hAnsi="Times New Roman" w:cs="Times New Roman"/>
+          <w:sz w:val="28"/>
+          <w:szCs w:val="28"/>
+        </w:rPr>
+      </w:pPr>
+      <w:r>
+        <w:rPr>
+          <w:rFonts w:ascii="Times New Roman" w:hAnsi="Times New Roman" w:cs="Times New Roman"/>
+          <w:sz w:val="28"/>
+          <w:szCs w:val="28"/>
+        </w:rPr>
+        <w:t>16. Каковы основные типы сетевых протоколов? Приведите примеры.</w:t>
+      </w:r>
+    </w:p>
+    <w:p>
+      <w:pPr>
+        <w:spacing w:after="0" w:line="360" w:lineRule="auto"/>
+        <w:ind w:firstLine="709"/>
+        <w:jc w:val="both"/>
+        <w:rPr>
+          <w:rFonts w:ascii="Times New Roman" w:hAnsi="Times New Roman" w:cs="Times New Roman"/>
+          <w:sz w:val="28"/>
+          <w:szCs w:val="28"/>
+        </w:rPr>
+      </w:pPr>
+      <w:proofErr w:type="spellStart"/>
+      <w:proofErr w:type="spellEnd"/>
+      <w:proofErr w:type="spellStart"/>
+      <w:proofErr w:type="spellEnd"/>
+      <w:proofErr w:type="spellStart"/>
+      <w:proofErr w:type="spellEnd"/>
+      <w:proofErr w:type="spellStart"/>
+      <w:proofErr w:type="spellEnd"/>
+      <w:proofErr w:type="spellStart"/>
+      <w:proofErr w:type="spellEnd"/>
+      <w:proofErr w:type="spellStart"/>
+      <w:proofErr w:type="spellEnd"/>
+      <w:r>
+        <w:rPr>
+          <w:rFonts w:ascii="Times New Roman" w:hAnsi="Times New Roman" w:cs="Times New Roman"/>
+          <w:sz w:val="28"/>
+          <w:szCs w:val="28"/>
+        </w:rPr>
+        <w:t xml:space="preserve">TCP и UDP — транспортные протоколы; IP и ICMP — сетевые (адресация и служебные сообщения); ARP — определяет MAC-адрес по IP-адресу; HTTP и HTTPS — передача веб-страниц; DNS — преобразование имён в адреса; DHCP — автоматическая выдача настроек; NetBIOS — имена компьютеров в локальных сетях Windows.</w:t>
+      </w:r>
+    </w:p>
+    <w:p>
+      <w:pPr>
+        <w:spacing w:after="0" w:line="360" w:lineRule="auto"/>
+        <w:ind w:firstLine="709"/>
+        <w:jc w:val="both"/>
+        <w:rPr>
+          <w:rFonts w:ascii="Times New Roman" w:hAnsi="Times New Roman" w:cs="Times New Roman"/>
+          <w:sz w:val="28"/>
+          <w:szCs w:val="28"/>
+        </w:rPr>
+      </w:pPr>
+      <w:r>
+        <w:rPr>
+          <w:rFonts w:ascii="Times New Roman" w:hAnsi="Times New Roman" w:cs="Times New Roman"/>
+          <w:sz w:val="28"/>
+          <w:szCs w:val="28"/>
+        </w:rPr>
+        <w:t>17. Что такое «шум» в контексте сетевой передачи данных?</w:t>
+      </w:r>
+    </w:p>
+    <w:p>
+      <w:pPr>
+        <w:spacing w:after="0" w:line="360" w:lineRule="auto"/>
+        <w:ind w:firstLine="709"/>
+        <w:jc w:val="both"/>
+        <w:rPr>
+          <w:rFonts w:ascii="Times New Roman" w:hAnsi="Times New Roman" w:cs="Times New Roman"/>
+          <w:sz w:val="28"/>
+          <w:szCs w:val="28"/>
+        </w:rPr>
+      </w:pPr>
+      <w:r>
+        <w:rPr>
+          <w:rFonts w:ascii="Times New Roman" w:hAnsi="Times New Roman" w:cs="Times New Roman"/>
+          <w:sz w:val="28"/>
+          <w:szCs w:val="28"/>
+        </w:rPr>
+        <w:t xml:space="preserve">Шум — это помехи, которые искажают сигнал при передаче данных: электромагнитные наводки, плохой кабель, перегруженный канал. Из-за шума часть пакетов теряется или приходит с ошибками, их приходится передавать заново, и скорость сети падает.</w:t>
+      </w:r>
+    </w:p>
+    <w:p>
+      <w:pPr>
+        <w:spacing w:after="0" w:line="360" w:lineRule="auto"/>
+        <w:ind w:firstLine="709"/>
+        <w:jc w:val="both"/>
+        <w:rPr>
+          <w:rFonts w:ascii="Times New Roman" w:hAnsi="Times New Roman" w:cs="Times New Roman"/>
+          <w:sz w:val="28"/>
+          <w:szCs w:val="28"/>
+        </w:rPr>
+      </w:pPr>
+      <w:r>
+        <w:rPr>
+          <w:rFonts w:ascii="Times New Roman" w:hAnsi="Times New Roman" w:cs="Times New Roman"/>
+          <w:sz w:val="28"/>
+          <w:szCs w:val="28"/>
+        </w:rPr>
+        <w:t>18. Какова роль сетевых интерфейсов в компьютере?</w:t>
+      </w:r>
+    </w:p>
+    <w:p>
+      <w:pPr>
+        <w:spacing w:after="0" w:line="360" w:lineRule="auto"/>
+        <w:ind w:firstLine="709"/>
+        <w:jc w:val="both"/>
+        <w:rPr>
+          <w:rFonts w:ascii="Times New Roman" w:hAnsi="Times New Roman" w:cs="Times New Roman"/>
+          <w:sz w:val="28"/>
+          <w:szCs w:val="28"/>
+        </w:rPr>
+      </w:pPr>
+      <w:proofErr w:type="spellStart"/>
+      <w:proofErr w:type="spellEnd"/>
+      <w:proofErr w:type="spellStart"/>
+      <w:proofErr w:type="spellEnd"/>
+      <w:proofErr w:type="gramStart"/>
+      <w:proofErr w:type="gramEnd"/>
+      <w:r>
+        <w:rPr>
+          <w:rFonts w:ascii="Times New Roman" w:hAnsi="Times New Roman" w:cs="Times New Roman"/>
+          <w:sz w:val="28"/>
+          <w:szCs w:val="28"/>
+        </w:rPr>
+        <w:t xml:space="preserve">Сетевой интерфейс подключает компьютер к сети. У каждого интерфейса есть MAC-адрес, IP-адрес, маска, шлюз и другие настройки, их можно посмотреть в ipconfig /all. Кроме того, есть интерфейс обратной связи с адресом 127.0.0.1 (IPv4) и ::1 (IPv6), с его помощью проверяют стек TCP/IP на самом компьютере.</w:t>
+      </w:r>
+    </w:p>
+    <w:p>
+      <w:pPr>
+        <w:spacing w:after="0" w:line="360" w:lineRule="auto"/>
+        <w:ind w:firstLine="709"/>
+        <w:jc w:val="both"/>
+        <w:rPr>
+          <w:rFonts w:ascii="Times New Roman" w:hAnsi="Times New Roman" w:cs="Times New Roman"/>
+          <w:sz w:val="28"/>
+          <w:szCs w:val="28"/>
+        </w:rPr>
+      </w:pPr>
+      <w:r>
+        <w:rPr>
+          <w:rFonts w:ascii="Times New Roman" w:hAnsi="Times New Roman" w:cs="Times New Roman"/>
+          <w:sz w:val="28"/>
+          <w:szCs w:val="28"/>
+        </w:rPr>
+        <w:t>19. Что такое «</w:t>
       </w:r>
       <w:proofErr w:type="spellStart"/>
       <w:r>
@@ -10833,7 +10671,7 @@
           <w:sz w:val="28"/>
           <w:szCs w:val="28"/>
         </w:rPr>
-        <w:t xml:space="preserve"> и как она работает?</w:t>
+        <w:t>» и как его можно использовать для проверки доступности узла в сети?</w:t>
       </w:r>
     </w:p>
     <w:p>
@@ -10847,121 +10685,27 @@
           <w:szCs w:val="28"/>
         </w:rPr>
       </w:pPr>
-      <w:r>
-        <w:rPr>
-          <w:rFonts w:ascii="Times New Roman" w:hAnsi="Times New Roman" w:cs="Times New Roman"/>
-          <w:sz w:val="28"/>
-          <w:szCs w:val="28"/>
-        </w:rPr>
-        <w:t xml:space="preserve">Утилита </w:t>
-      </w:r>
-      <w:proofErr w:type="spellStart"/>
-      <w:r>
-        <w:rPr>
-          <w:rFonts w:ascii="Times New Roman" w:hAnsi="Times New Roman" w:cs="Times New Roman"/>
-          <w:sz w:val="28"/>
-          <w:szCs w:val="28"/>
-        </w:rPr>
-        <w:t>ping</w:t>
-      </w:r>
-      <w:proofErr w:type="spellEnd"/>
-      <w:r>
-        <w:rPr>
-          <w:rFonts w:ascii="Times New Roman" w:hAnsi="Times New Roman" w:cs="Times New Roman"/>
-          <w:sz w:val="28"/>
-          <w:szCs w:val="28"/>
-        </w:rPr>
-        <w:t xml:space="preserve"> (Packet Internet </w:t>
-      </w:r>
-      <w:proofErr w:type="spellStart"/>
-      <w:r>
-        <w:rPr>
-          <w:rFonts w:ascii="Times New Roman" w:hAnsi="Times New Roman" w:cs="Times New Roman"/>
-          <w:sz w:val="28"/>
-          <w:szCs w:val="28"/>
-        </w:rPr>
-        <w:t>Grouper</w:t>
-      </w:r>
-      <w:proofErr w:type="spellEnd"/>
-      <w:r>
-        <w:rPr>
-          <w:rFonts w:ascii="Times New Roman" w:hAnsi="Times New Roman" w:cs="Times New Roman"/>
-          <w:sz w:val="28"/>
-          <w:szCs w:val="28"/>
-        </w:rPr>
-        <w:t xml:space="preserve">) используется для проверки конфигурирования TCP/IP и диагностики ошибок соединения. Она определяет доступность и функционирование конкретного хоста. Команда </w:t>
-      </w:r>
-      <w:proofErr w:type="spellStart"/>
-      <w:r>
-        <w:rPr>
-          <w:rFonts w:ascii="Times New Roman" w:hAnsi="Times New Roman" w:cs="Times New Roman"/>
-          <w:sz w:val="28"/>
-          <w:szCs w:val="28"/>
-        </w:rPr>
-        <w:t>ping</w:t>
-      </w:r>
-      <w:proofErr w:type="spellEnd"/>
-      <w:r>
-        <w:rPr>
-          <w:rFonts w:ascii="Times New Roman" w:hAnsi="Times New Roman" w:cs="Times New Roman"/>
-          <w:sz w:val="28"/>
-          <w:szCs w:val="28"/>
-        </w:rPr>
-        <w:t xml:space="preserve"> проверяет соединение с удалённым хостом путём посылки к этому хосту эхо-пакетов ICMP и прослушивания эхо-ответов. </w:t>
-      </w:r>
-      <w:proofErr w:type="spellStart"/>
-      <w:r>
-        <w:rPr>
-          <w:rFonts w:ascii="Times New Roman" w:hAnsi="Times New Roman" w:cs="Times New Roman"/>
-          <w:sz w:val="28"/>
-          <w:szCs w:val="28"/>
-        </w:rPr>
-        <w:t>Ping</w:t>
-      </w:r>
-      <w:proofErr w:type="spellEnd"/>
-      <w:r>
-        <w:rPr>
-          <w:rFonts w:ascii="Times New Roman" w:hAnsi="Times New Roman" w:cs="Times New Roman"/>
-          <w:sz w:val="28"/>
-          <w:szCs w:val="28"/>
-        </w:rPr>
-        <w:t xml:space="preserve"> ожидает каждый посланный пакет и печатает количество переданных и принятых пакетов. Каждый принятый пакет проверяется в соответствии с переданным сообщением. Если связь между хостами плохая, из сообщений </w:t>
-      </w:r>
-      <w:proofErr w:type="spellStart"/>
-      <w:r>
-        <w:rPr>
-          <w:rFonts w:ascii="Times New Roman" w:hAnsi="Times New Roman" w:cs="Times New Roman"/>
-          <w:sz w:val="28"/>
-          <w:szCs w:val="28"/>
-        </w:rPr>
-        <w:t>ping</w:t>
-      </w:r>
-      <w:proofErr w:type="spellEnd"/>
-      <w:r>
-        <w:rPr>
-          <w:rFonts w:ascii="Times New Roman" w:hAnsi="Times New Roman" w:cs="Times New Roman"/>
-          <w:sz w:val="28"/>
-          <w:szCs w:val="28"/>
-        </w:rPr>
-        <w:t xml:space="preserve"> станет ясно, сколько пакетов потеряно. По умолчанию передаётся 4 эхо-пакета длиной 32 байта. При получении ответа в поле </w:t>
-      </w:r>
-      <w:proofErr w:type="spellStart"/>
-      <w:r>
-        <w:rPr>
-          <w:rFonts w:ascii="Times New Roman" w:hAnsi="Times New Roman" w:cs="Times New Roman"/>
-          <w:sz w:val="28"/>
-          <w:szCs w:val="28"/>
-        </w:rPr>
-        <w:t>time</w:t>
-      </w:r>
-      <w:proofErr w:type="spellEnd"/>
-      <w:r>
-        <w:rPr>
-          <w:rFonts w:ascii="Times New Roman" w:hAnsi="Times New Roman" w:cs="Times New Roman"/>
-          <w:sz w:val="28"/>
-          <w:szCs w:val="28"/>
-        </w:rPr>
-        <w:t xml:space="preserve"> указывается, за какое время (в миллисекундах) пакет дошёл до удалённого хоста и вернулся назад.</w:t>
+      <w:proofErr w:type="spellStart"/>
+      <w:proofErr w:type="spellEnd"/>
+      <w:proofErr w:type="spellStart"/>
+      <w:proofErr w:type="spellEnd"/>
+      <w:proofErr w:type="spellStart"/>
+      <w:proofErr w:type="spellEnd"/>
+      <w:proofErr w:type="spellStart"/>
+      <w:proofErr w:type="spellEnd"/>
+      <w:proofErr w:type="spellStart"/>
+      <w:proofErr w:type="spellEnd"/>
+      <w:proofErr w:type="spellStart"/>
+      <w:proofErr w:type="spellEnd"/>
+      <w:proofErr w:type="spellStart"/>
+      <w:proofErr w:type="spellEnd"/>
+      <w:r>
+        <w:rPr>
+          <w:rFonts w:ascii="Times New Roman" w:hAnsi="Times New Roman" w:cs="Times New Roman"/>
+          <w:sz w:val="28"/>
+          <w:szCs w:val="28"/>
+        </w:rPr>
+        <w:t xml:space="preserve">Ping — диагностическая утилита, которая проверяет связь и задержку между двумя узлами. С её помощью по очереди проверяют стек TCP/IP (ping 127.0.0.1), добавление своего компьютера в сеть (ping своего IP-адреса), работу шлюза (ping IP-адреса шлюза) и связь с удалённым хостом (ping его IP-адреса или имени). Именно так мы делали в задании 6.</w:t>
       </w:r>
     </w:p>
     <w:p>
@@ -10981,25 +10725,7 @@
           <w:sz w:val="28"/>
           <w:szCs w:val="28"/>
         </w:rPr>
-        <w:t xml:space="preserve">6. Какую информацию можно получить с помощью команды </w:t>
-      </w:r>
-      <w:proofErr w:type="spellStart"/>
-      <w:r>
-        <w:rPr>
-          <w:rFonts w:ascii="Times New Roman" w:hAnsi="Times New Roman" w:cs="Times New Roman"/>
-          <w:sz w:val="28"/>
-          <w:szCs w:val="28"/>
-        </w:rPr>
-        <w:t>traceroute</w:t>
-      </w:r>
-      <w:proofErr w:type="spellEnd"/>
-      <w:r>
-        <w:rPr>
-          <w:rFonts w:ascii="Times New Roman" w:hAnsi="Times New Roman" w:cs="Times New Roman"/>
-          <w:sz w:val="28"/>
-          <w:szCs w:val="28"/>
-        </w:rPr>
-        <w:t>?</w:t>
+        <w:t>20. Какова разница между локальной и глобальной адресацией в сети Интернет?</w:t>
       </w:r>
     </w:p>
     <w:p>
@@ -11019,1434 +10745,7 @@
           <w:sz w:val="28"/>
           <w:szCs w:val="28"/>
         </w:rPr>
-        <w:lastRenderedPageBreak/>
-        <w:t xml:space="preserve">Утилита </w:t>
-      </w:r>
-      <w:proofErr w:type="spellStart"/>
-      <w:r>
-        <w:rPr>
-          <w:rFonts w:ascii="Times New Roman" w:hAnsi="Times New Roman" w:cs="Times New Roman"/>
-          <w:sz w:val="28"/>
-          <w:szCs w:val="28"/>
-        </w:rPr>
-        <w:t>tracert</w:t>
-      </w:r>
-      <w:proofErr w:type="spellEnd"/>
-      <w:r>
-        <w:rPr>
-          <w:rFonts w:ascii="Times New Roman" w:hAnsi="Times New Roman" w:cs="Times New Roman"/>
-          <w:sz w:val="28"/>
-          <w:szCs w:val="28"/>
-        </w:rPr>
-        <w:t xml:space="preserve"> (</w:t>
-      </w:r>
-      <w:proofErr w:type="spellStart"/>
-      <w:r>
-        <w:rPr>
-          <w:rFonts w:ascii="Times New Roman" w:hAnsi="Times New Roman" w:cs="Times New Roman"/>
-          <w:sz w:val="28"/>
-          <w:szCs w:val="28"/>
-        </w:rPr>
-        <w:t>traceroute</w:t>
-      </w:r>
-      <w:proofErr w:type="spellEnd"/>
-      <w:r>
-        <w:rPr>
-          <w:rFonts w:ascii="Times New Roman" w:hAnsi="Times New Roman" w:cs="Times New Roman"/>
-          <w:sz w:val="28"/>
-          <w:szCs w:val="28"/>
-        </w:rPr>
-        <w:t>) — это утилита трассировки маршрута. Она использует поле TTL (</w:t>
-      </w:r>
-      <w:proofErr w:type="spellStart"/>
-      <w:r>
-        <w:rPr>
-          <w:rFonts w:ascii="Times New Roman" w:hAnsi="Times New Roman" w:cs="Times New Roman"/>
-          <w:sz w:val="28"/>
-          <w:szCs w:val="28"/>
-        </w:rPr>
-        <w:t>time-to-live</w:t>
-      </w:r>
-      <w:proofErr w:type="spellEnd"/>
-      <w:r>
-        <w:rPr>
-          <w:rFonts w:ascii="Times New Roman" w:hAnsi="Times New Roman" w:cs="Times New Roman"/>
-          <w:sz w:val="28"/>
-          <w:szCs w:val="28"/>
-        </w:rPr>
-        <w:t xml:space="preserve">, время жизни) пакета IP и сообщения об ошибках ICMP для определения маршрута от одного хоста до другого. Утилита </w:t>
-      </w:r>
-      <w:proofErr w:type="spellStart"/>
-      <w:r>
-        <w:rPr>
-          <w:rFonts w:ascii="Times New Roman" w:hAnsi="Times New Roman" w:cs="Times New Roman"/>
-          <w:sz w:val="28"/>
-          <w:szCs w:val="28"/>
-        </w:rPr>
-        <w:t>tracert</w:t>
-      </w:r>
-      <w:proofErr w:type="spellEnd"/>
-      <w:r>
-        <w:rPr>
-          <w:rFonts w:ascii="Times New Roman" w:hAnsi="Times New Roman" w:cs="Times New Roman"/>
-          <w:sz w:val="28"/>
-          <w:szCs w:val="28"/>
-        </w:rPr>
-        <w:t xml:space="preserve"> может быть более содержательной и удобной, чем </w:t>
-      </w:r>
-      <w:proofErr w:type="spellStart"/>
-      <w:r>
-        <w:rPr>
-          <w:rFonts w:ascii="Times New Roman" w:hAnsi="Times New Roman" w:cs="Times New Roman"/>
-          <w:sz w:val="28"/>
-          <w:szCs w:val="28"/>
-        </w:rPr>
-        <w:t>ping</w:t>
-      </w:r>
-      <w:proofErr w:type="spellEnd"/>
-      <w:r>
-        <w:rPr>
-          <w:rFonts w:ascii="Times New Roman" w:hAnsi="Times New Roman" w:cs="Times New Roman"/>
-          <w:sz w:val="28"/>
-          <w:szCs w:val="28"/>
-        </w:rPr>
-        <w:t>, особенно в тех случаях, когда удалённый хост недостижим. С её помощью можно определить район проблем со связью (у Internet-провайдера, в опорной сети, в сети удалённого хоста) по тому, насколько далеко будет отслежен маршрут. Утилита выводит на экран список промежуточных маршрутизаторов, время ожидания ответа на каждый пакет, IP-адреса и доменные имена узлов.</w:t>
-      </w:r>
-    </w:p>
-    <w:p>
-      <w:pPr>
-        <w:spacing w:after="0" w:line="360" w:lineRule="auto"/>
-        <w:ind w:firstLine="709"/>
-        <w:jc w:val="both"/>
-        <w:rPr>
-          <w:rFonts w:ascii="Times New Roman" w:hAnsi="Times New Roman" w:cs="Times New Roman"/>
-          <w:sz w:val="28"/>
-          <w:szCs w:val="28"/>
-        </w:rPr>
-      </w:pPr>
-      <w:r>
-        <w:rPr>
-          <w:rFonts w:ascii="Times New Roman" w:hAnsi="Times New Roman" w:cs="Times New Roman"/>
-          <w:sz w:val="28"/>
-          <w:szCs w:val="28"/>
-        </w:rPr>
-        <w:t>7. Что такое NAT и как он используется в сетях?</w:t>
-      </w:r>
-    </w:p>
-    <w:p>
-      <w:pPr>
-        <w:spacing w:after="0" w:line="360" w:lineRule="auto"/>
-        <w:ind w:firstLine="709"/>
-        <w:jc w:val="both"/>
-        <w:rPr>
-          <w:rFonts w:ascii="Times New Roman" w:hAnsi="Times New Roman" w:cs="Times New Roman"/>
-          <w:sz w:val="28"/>
-          <w:szCs w:val="28"/>
-        </w:rPr>
-      </w:pPr>
-      <w:r>
-        <w:rPr>
-          <w:rFonts w:ascii="Times New Roman" w:hAnsi="Times New Roman" w:cs="Times New Roman"/>
-          <w:sz w:val="28"/>
-          <w:szCs w:val="28"/>
-        </w:rPr>
-        <w:t>NAT (Network Address Translation) — это механизм преобразования сетевых адресов, который позволяет нескольким устройствам в локальной сети использовать один публичный IP-адрес для выхода в Интернет. NAT применяется для экономии публичных IP-адресов и повышения безопасности внутренней сети, поскольку внутренние адреса не видны извне.</w:t>
-      </w:r>
-    </w:p>
-    <w:p>
-      <w:pPr>
-        <w:spacing w:after="0" w:line="360" w:lineRule="auto"/>
-        <w:ind w:firstLine="709"/>
-        <w:jc w:val="both"/>
-        <w:rPr>
-          <w:rFonts w:ascii="Times New Roman" w:hAnsi="Times New Roman" w:cs="Times New Roman"/>
-          <w:sz w:val="28"/>
-          <w:szCs w:val="28"/>
-        </w:rPr>
-      </w:pPr>
-      <w:r>
-        <w:rPr>
-          <w:rFonts w:ascii="Times New Roman" w:hAnsi="Times New Roman" w:cs="Times New Roman"/>
-          <w:sz w:val="28"/>
-          <w:szCs w:val="28"/>
-        </w:rPr>
-        <w:t xml:space="preserve">8. Какова функция утилиты </w:t>
-      </w:r>
-      <w:proofErr w:type="spellStart"/>
-      <w:r>
-        <w:rPr>
-          <w:rFonts w:ascii="Times New Roman" w:hAnsi="Times New Roman" w:cs="Times New Roman"/>
-          <w:sz w:val="28"/>
-          <w:szCs w:val="28"/>
-        </w:rPr>
-        <w:t>netstat</w:t>
-      </w:r>
-      <w:proofErr w:type="spellEnd"/>
-      <w:r>
-        <w:rPr>
-          <w:rFonts w:ascii="Times New Roman" w:hAnsi="Times New Roman" w:cs="Times New Roman"/>
-          <w:sz w:val="28"/>
-          <w:szCs w:val="28"/>
-        </w:rPr>
-        <w:t>?</w:t>
-      </w:r>
-    </w:p>
-    <w:p>
-      <w:pPr>
-        <w:spacing w:after="0" w:line="360" w:lineRule="auto"/>
-        <w:ind w:firstLine="709"/>
-        <w:jc w:val="both"/>
-        <w:rPr>
-          <w:rFonts w:ascii="Times New Roman" w:hAnsi="Times New Roman" w:cs="Times New Roman"/>
-          <w:sz w:val="28"/>
-          <w:szCs w:val="28"/>
-        </w:rPr>
-      </w:pPr>
-      <w:r>
-        <w:rPr>
-          <w:rFonts w:ascii="Times New Roman" w:hAnsi="Times New Roman" w:cs="Times New Roman"/>
-          <w:sz w:val="28"/>
-          <w:szCs w:val="28"/>
-        </w:rPr>
-        <w:t xml:space="preserve">Утилита </w:t>
-      </w:r>
-      <w:proofErr w:type="spellStart"/>
-      <w:r>
-        <w:rPr>
-          <w:rFonts w:ascii="Times New Roman" w:hAnsi="Times New Roman" w:cs="Times New Roman"/>
-          <w:sz w:val="28"/>
-          <w:szCs w:val="28"/>
-        </w:rPr>
-        <w:t>netstat</w:t>
-      </w:r>
-      <w:proofErr w:type="spellEnd"/>
-      <w:r>
-        <w:rPr>
-          <w:rFonts w:ascii="Times New Roman" w:hAnsi="Times New Roman" w:cs="Times New Roman"/>
-          <w:sz w:val="28"/>
-          <w:szCs w:val="28"/>
-        </w:rPr>
-        <w:t xml:space="preserve"> позволяет получить статическую информацию по некоторым из протоколов стека (TCP, UDP, IP, ICMP), а также выводит сведения о текущих сетевых соединениях. Особенно она полезна на брандмауэрах, с её помощью можно обнаружить нарушения безопасности периметра сети. Утилита позволяет вывести перечень всех сетевых соединений и прослушивающихся портов локального компьютера, статистику для Ethernet-интерфейсов, информацию по всем текущим соединениям для всех сетевых интерфейсов, статистическую информацию для протоколов UDP, TCP, ICMP, IP, а также содержимое таблицы маршрутизации.</w:t>
-      </w:r>
-    </w:p>
-    <w:p>
-      <w:pPr>
-        <w:spacing w:after="0" w:line="360" w:lineRule="auto"/>
-        <w:ind w:firstLine="709"/>
-        <w:jc w:val="both"/>
-        <w:rPr>
-          <w:rFonts w:ascii="Times New Roman" w:hAnsi="Times New Roman" w:cs="Times New Roman"/>
-          <w:sz w:val="28"/>
-          <w:szCs w:val="28"/>
-        </w:rPr>
-      </w:pPr>
-      <w:r>
-        <w:rPr>
-          <w:rFonts w:ascii="Times New Roman" w:hAnsi="Times New Roman" w:cs="Times New Roman"/>
-          <w:sz w:val="28"/>
-          <w:szCs w:val="28"/>
-        </w:rPr>
-        <w:t>9. Что такое DHCP и как он работает?</w:t>
-      </w:r>
-    </w:p>
-    <w:p>
-      <w:pPr>
-        <w:spacing w:after="0" w:line="360" w:lineRule="auto"/>
-        <w:ind w:firstLine="709"/>
-        <w:jc w:val="both"/>
-        <w:rPr>
-          <w:rFonts w:ascii="Times New Roman" w:hAnsi="Times New Roman" w:cs="Times New Roman"/>
-          <w:sz w:val="28"/>
-          <w:szCs w:val="28"/>
-        </w:rPr>
-      </w:pPr>
-      <w:r>
-        <w:rPr>
-          <w:rFonts w:ascii="Times New Roman" w:hAnsi="Times New Roman" w:cs="Times New Roman"/>
-          <w:sz w:val="28"/>
-          <w:szCs w:val="28"/>
-        </w:rPr>
-        <w:t xml:space="preserve">DHCP (Dynamic Host Configuration Protocol) — протокол динамической конфигурации хоста. DHCP позволяет устройствам автоматически назначать IP-адрес при подключении к сети. Для генерации индивидуальных IP-адресов для своих клиентов интернет-провайдеры обычно используют технологию </w:t>
-      </w:r>
-      <w:r>
-        <w:rPr>
-          <w:rFonts w:ascii="Times New Roman" w:hAnsi="Times New Roman" w:cs="Times New Roman"/>
-          <w:sz w:val="28"/>
-          <w:szCs w:val="28"/>
-        </w:rPr>
-        <w:lastRenderedPageBreak/>
-        <w:t xml:space="preserve">DHCP. Если при использовании DHCP компьютер не смог получить IP-адрес, он будет равен 0.0.0.0. Утилита </w:t>
-      </w:r>
-      <w:proofErr w:type="spellStart"/>
-      <w:r>
-        <w:rPr>
-          <w:rFonts w:ascii="Times New Roman" w:hAnsi="Times New Roman" w:cs="Times New Roman"/>
-          <w:sz w:val="28"/>
-          <w:szCs w:val="28"/>
-        </w:rPr>
-        <w:t>ipconfig</w:t>
-      </w:r>
-      <w:proofErr w:type="spellEnd"/>
-      <w:r>
-        <w:rPr>
-          <w:rFonts w:ascii="Times New Roman" w:hAnsi="Times New Roman" w:cs="Times New Roman"/>
-          <w:sz w:val="28"/>
-          <w:szCs w:val="28"/>
-        </w:rPr>
-        <w:t xml:space="preserve"> полезна на компьютерах, работающих с DHCP, так как даёт пользователям возможность определить, какая конфигурация сети TCP/IP и какие величины были установлены с помощью DHCP.</w:t>
-      </w:r>
-    </w:p>
-    <w:p>
-      <w:pPr>
-        <w:spacing w:after="0" w:line="360" w:lineRule="auto"/>
-        <w:ind w:firstLine="709"/>
-        <w:jc w:val="both"/>
-        <w:rPr>
-          <w:rFonts w:ascii="Times New Roman" w:hAnsi="Times New Roman" w:cs="Times New Roman"/>
-          <w:sz w:val="28"/>
-          <w:szCs w:val="28"/>
-        </w:rPr>
-      </w:pPr>
-      <w:r>
-        <w:rPr>
-          <w:rFonts w:ascii="Times New Roman" w:hAnsi="Times New Roman" w:cs="Times New Roman"/>
-          <w:sz w:val="28"/>
-          <w:szCs w:val="28"/>
-        </w:rPr>
-        <w:t>10. Каковы основные команды для диагностики сетевых подключений в Windows?</w:t>
-      </w:r>
-    </w:p>
-    <w:p>
-      <w:pPr>
-        <w:spacing w:after="0" w:line="360" w:lineRule="auto"/>
-        <w:ind w:firstLine="709"/>
-        <w:jc w:val="both"/>
-        <w:rPr>
-          <w:rFonts w:ascii="Times New Roman" w:hAnsi="Times New Roman" w:cs="Times New Roman"/>
-          <w:sz w:val="28"/>
-          <w:szCs w:val="28"/>
-        </w:rPr>
-      </w:pPr>
-      <w:r>
-        <w:rPr>
-          <w:rFonts w:ascii="Times New Roman" w:hAnsi="Times New Roman" w:cs="Times New Roman"/>
-          <w:sz w:val="28"/>
-          <w:szCs w:val="28"/>
-        </w:rPr>
-        <w:t xml:space="preserve">Основные команды для диагностики сетевых подключений в Windows: </w:t>
-      </w:r>
-      <w:proofErr w:type="spellStart"/>
-      <w:r>
-        <w:rPr>
-          <w:rFonts w:ascii="Times New Roman" w:hAnsi="Times New Roman" w:cs="Times New Roman"/>
-          <w:sz w:val="28"/>
-          <w:szCs w:val="28"/>
-        </w:rPr>
-        <w:t>ipconfig</w:t>
-      </w:r>
-      <w:proofErr w:type="spellEnd"/>
-      <w:r>
-        <w:rPr>
-          <w:rFonts w:ascii="Times New Roman" w:hAnsi="Times New Roman" w:cs="Times New Roman"/>
-          <w:sz w:val="28"/>
-          <w:szCs w:val="28"/>
-        </w:rPr>
-        <w:t xml:space="preserve">, </w:t>
-      </w:r>
-      <w:proofErr w:type="spellStart"/>
-      <w:r>
-        <w:rPr>
-          <w:rFonts w:ascii="Times New Roman" w:hAnsi="Times New Roman" w:cs="Times New Roman"/>
-          <w:sz w:val="28"/>
-          <w:szCs w:val="28"/>
-        </w:rPr>
-        <w:t>ping</w:t>
-      </w:r>
-      <w:proofErr w:type="spellEnd"/>
-      <w:r>
-        <w:rPr>
-          <w:rFonts w:ascii="Times New Roman" w:hAnsi="Times New Roman" w:cs="Times New Roman"/>
-          <w:sz w:val="28"/>
-          <w:szCs w:val="28"/>
-        </w:rPr>
-        <w:t xml:space="preserve">, </w:t>
-      </w:r>
-      <w:proofErr w:type="spellStart"/>
-      <w:r>
-        <w:rPr>
-          <w:rFonts w:ascii="Times New Roman" w:hAnsi="Times New Roman" w:cs="Times New Roman"/>
-          <w:sz w:val="28"/>
-          <w:szCs w:val="28"/>
-        </w:rPr>
-        <w:t>tracert</w:t>
-      </w:r>
-      <w:proofErr w:type="spellEnd"/>
-      <w:r>
-        <w:rPr>
-          <w:rFonts w:ascii="Times New Roman" w:hAnsi="Times New Roman" w:cs="Times New Roman"/>
-          <w:sz w:val="28"/>
-          <w:szCs w:val="28"/>
-        </w:rPr>
-        <w:t xml:space="preserve">, </w:t>
-      </w:r>
-      <w:proofErr w:type="spellStart"/>
-      <w:r>
-        <w:rPr>
-          <w:rFonts w:ascii="Times New Roman" w:hAnsi="Times New Roman" w:cs="Times New Roman"/>
-          <w:sz w:val="28"/>
-          <w:szCs w:val="28"/>
-        </w:rPr>
-        <w:t>pathping</w:t>
-      </w:r>
-      <w:proofErr w:type="spellEnd"/>
-      <w:r>
-        <w:rPr>
-          <w:rFonts w:ascii="Times New Roman" w:hAnsi="Times New Roman" w:cs="Times New Roman"/>
-          <w:sz w:val="28"/>
-          <w:szCs w:val="28"/>
-        </w:rPr>
-        <w:t xml:space="preserve">, </w:t>
-      </w:r>
-      <w:proofErr w:type="spellStart"/>
-      <w:r>
-        <w:rPr>
-          <w:rFonts w:ascii="Times New Roman" w:hAnsi="Times New Roman" w:cs="Times New Roman"/>
-          <w:sz w:val="28"/>
-          <w:szCs w:val="28"/>
-        </w:rPr>
-        <w:t>netstat</w:t>
-      </w:r>
-      <w:proofErr w:type="spellEnd"/>
-      <w:r>
-        <w:rPr>
-          <w:rFonts w:ascii="Times New Roman" w:hAnsi="Times New Roman" w:cs="Times New Roman"/>
-          <w:sz w:val="28"/>
-          <w:szCs w:val="28"/>
-        </w:rPr>
-        <w:t xml:space="preserve">, </w:t>
-      </w:r>
-      <w:proofErr w:type="spellStart"/>
-      <w:r>
-        <w:rPr>
-          <w:rFonts w:ascii="Times New Roman" w:hAnsi="Times New Roman" w:cs="Times New Roman"/>
-          <w:sz w:val="28"/>
-          <w:szCs w:val="28"/>
-        </w:rPr>
-        <w:t>netsh</w:t>
-      </w:r>
-      <w:proofErr w:type="spellEnd"/>
-      <w:r>
-        <w:rPr>
-          <w:rFonts w:ascii="Times New Roman" w:hAnsi="Times New Roman" w:cs="Times New Roman"/>
-          <w:sz w:val="28"/>
-          <w:szCs w:val="28"/>
-        </w:rPr>
-        <w:t xml:space="preserve">, </w:t>
-      </w:r>
-      <w:proofErr w:type="spellStart"/>
-      <w:r>
-        <w:rPr>
-          <w:rFonts w:ascii="Times New Roman" w:hAnsi="Times New Roman" w:cs="Times New Roman"/>
-          <w:sz w:val="28"/>
-          <w:szCs w:val="28"/>
-        </w:rPr>
-        <w:t>hostname</w:t>
-      </w:r>
-      <w:proofErr w:type="spellEnd"/>
-      <w:r>
-        <w:rPr>
-          <w:rFonts w:ascii="Times New Roman" w:hAnsi="Times New Roman" w:cs="Times New Roman"/>
-          <w:sz w:val="28"/>
-          <w:szCs w:val="28"/>
-        </w:rPr>
-        <w:t xml:space="preserve">, </w:t>
-      </w:r>
-      <w:proofErr w:type="spellStart"/>
-      <w:r>
-        <w:rPr>
-          <w:rFonts w:ascii="Times New Roman" w:hAnsi="Times New Roman" w:cs="Times New Roman"/>
-          <w:sz w:val="28"/>
-          <w:szCs w:val="28"/>
-        </w:rPr>
-        <w:t>systeminfo</w:t>
-      </w:r>
-      <w:proofErr w:type="spellEnd"/>
-      <w:r>
-        <w:rPr>
-          <w:rFonts w:ascii="Times New Roman" w:hAnsi="Times New Roman" w:cs="Times New Roman"/>
-          <w:sz w:val="28"/>
-          <w:szCs w:val="28"/>
-        </w:rPr>
-        <w:t xml:space="preserve">, </w:t>
-      </w:r>
-      <w:proofErr w:type="spellStart"/>
-      <w:r>
-        <w:rPr>
-          <w:rFonts w:ascii="Times New Roman" w:hAnsi="Times New Roman" w:cs="Times New Roman"/>
-          <w:sz w:val="28"/>
-          <w:szCs w:val="28"/>
-        </w:rPr>
-        <w:t>getmac</w:t>
-      </w:r>
-      <w:proofErr w:type="spellEnd"/>
-      <w:r>
-        <w:rPr>
-          <w:rFonts w:ascii="Times New Roman" w:hAnsi="Times New Roman" w:cs="Times New Roman"/>
-          <w:sz w:val="28"/>
-          <w:szCs w:val="28"/>
-        </w:rPr>
-        <w:t xml:space="preserve">, </w:t>
-      </w:r>
-      <w:proofErr w:type="spellStart"/>
-      <w:r>
-        <w:rPr>
-          <w:rFonts w:ascii="Times New Roman" w:hAnsi="Times New Roman" w:cs="Times New Roman"/>
-          <w:sz w:val="28"/>
-          <w:szCs w:val="28"/>
-        </w:rPr>
-        <w:t>nslookup</w:t>
-      </w:r>
-      <w:proofErr w:type="spellEnd"/>
-      <w:r>
-        <w:rPr>
-          <w:rFonts w:ascii="Times New Roman" w:hAnsi="Times New Roman" w:cs="Times New Roman"/>
-          <w:sz w:val="28"/>
-          <w:szCs w:val="28"/>
-        </w:rPr>
-        <w:t>. В составе TCP/IP входят диагностические утилиты, предназначенные для проверки конфигурации стека и тестирования сетевого соединения.</w:t>
-      </w:r>
-    </w:p>
-    <w:p>
-      <w:pPr>
-        <w:spacing w:after="0" w:line="360" w:lineRule="auto"/>
-        <w:ind w:firstLine="709"/>
-        <w:jc w:val="both"/>
-        <w:rPr>
-          <w:rFonts w:ascii="Times New Roman" w:hAnsi="Times New Roman" w:cs="Times New Roman"/>
-          <w:sz w:val="28"/>
-          <w:szCs w:val="28"/>
-        </w:rPr>
-      </w:pPr>
-      <w:r>
-        <w:rPr>
-          <w:rFonts w:ascii="Times New Roman" w:hAnsi="Times New Roman" w:cs="Times New Roman"/>
-          <w:sz w:val="28"/>
-          <w:szCs w:val="28"/>
-        </w:rPr>
-        <w:t>11. Что такое TCP и UDP, и в чем их основные различия?</w:t>
-      </w:r>
-    </w:p>
-    <w:p>
-      <w:pPr>
-        <w:spacing w:after="0" w:line="360" w:lineRule="auto"/>
-        <w:ind w:firstLine="709"/>
-        <w:jc w:val="both"/>
-        <w:rPr>
-          <w:rFonts w:ascii="Times New Roman" w:hAnsi="Times New Roman" w:cs="Times New Roman"/>
-          <w:sz w:val="28"/>
-          <w:szCs w:val="28"/>
-        </w:rPr>
-      </w:pPr>
-      <w:r>
-        <w:rPr>
-          <w:rFonts w:ascii="Times New Roman" w:hAnsi="Times New Roman" w:cs="Times New Roman"/>
-          <w:sz w:val="28"/>
-          <w:szCs w:val="28"/>
-        </w:rPr>
-        <w:t>TCP (</w:t>
-      </w:r>
-      <w:proofErr w:type="spellStart"/>
-      <w:r>
-        <w:rPr>
-          <w:rFonts w:ascii="Times New Roman" w:hAnsi="Times New Roman" w:cs="Times New Roman"/>
-          <w:sz w:val="28"/>
-          <w:szCs w:val="28"/>
-        </w:rPr>
-        <w:t>Transmission</w:t>
-      </w:r>
-      <w:proofErr w:type="spellEnd"/>
-      <w:r>
-        <w:rPr>
-          <w:rFonts w:ascii="Times New Roman" w:hAnsi="Times New Roman" w:cs="Times New Roman"/>
-          <w:sz w:val="28"/>
-          <w:szCs w:val="28"/>
-        </w:rPr>
-        <w:t xml:space="preserve"> Control Protocol) — протокол управления передачей, обеспечивающий надёжную доставку данных с установлением соединения. UDP (User </w:t>
-      </w:r>
-      <w:proofErr w:type="spellStart"/>
-      <w:r>
-        <w:rPr>
-          <w:rFonts w:ascii="Times New Roman" w:hAnsi="Times New Roman" w:cs="Times New Roman"/>
-          <w:sz w:val="28"/>
-          <w:szCs w:val="28"/>
-        </w:rPr>
-        <w:t>Datagram</w:t>
-      </w:r>
-      <w:proofErr w:type="spellEnd"/>
-      <w:r>
-        <w:rPr>
-          <w:rFonts w:ascii="Times New Roman" w:hAnsi="Times New Roman" w:cs="Times New Roman"/>
-          <w:sz w:val="28"/>
-          <w:szCs w:val="28"/>
-        </w:rPr>
-        <w:t xml:space="preserve"> Protocol) — протокол пользовательских </w:t>
-      </w:r>
-      <w:proofErr w:type="spellStart"/>
-      <w:r>
-        <w:rPr>
-          <w:rFonts w:ascii="Times New Roman" w:hAnsi="Times New Roman" w:cs="Times New Roman"/>
-          <w:sz w:val="28"/>
-          <w:szCs w:val="28"/>
-        </w:rPr>
-        <w:t>датаграмм</w:t>
-      </w:r>
-      <w:proofErr w:type="spellEnd"/>
-      <w:r>
-        <w:rPr>
-          <w:rFonts w:ascii="Times New Roman" w:hAnsi="Times New Roman" w:cs="Times New Roman"/>
-          <w:sz w:val="28"/>
-          <w:szCs w:val="28"/>
-        </w:rPr>
-        <w:t>, обеспечивающий передачу данных без установления соединения. TCP гарантирует доставку и порядок пакетов, UDP — нет. HTTP обычно использует TCP в качестве транспортного протокола. Известный порт TCP для трафика HTTP — 80. HTTP-прокси часто использует другой порт; типичные значения — 81, 3128, 8000 и 8080.</w:t>
-      </w:r>
-    </w:p>
-    <w:p>
-      <w:pPr>
-        <w:spacing w:after="0" w:line="360" w:lineRule="auto"/>
-        <w:ind w:firstLine="709"/>
-        <w:jc w:val="both"/>
-        <w:rPr>
-          <w:rFonts w:ascii="Times New Roman" w:hAnsi="Times New Roman" w:cs="Times New Roman"/>
-          <w:sz w:val="28"/>
-          <w:szCs w:val="28"/>
-        </w:rPr>
-      </w:pPr>
-      <w:r>
-        <w:rPr>
-          <w:rFonts w:ascii="Times New Roman" w:hAnsi="Times New Roman" w:cs="Times New Roman"/>
-          <w:sz w:val="28"/>
-          <w:szCs w:val="28"/>
-        </w:rPr>
-        <w:t xml:space="preserve">12. Как использовать утилиту </w:t>
-      </w:r>
-      <w:proofErr w:type="spellStart"/>
-      <w:r>
-        <w:rPr>
-          <w:rFonts w:ascii="Times New Roman" w:hAnsi="Times New Roman" w:cs="Times New Roman"/>
-          <w:sz w:val="28"/>
-          <w:szCs w:val="28"/>
-        </w:rPr>
-        <w:t>nslookup</w:t>
-      </w:r>
-      <w:proofErr w:type="spellEnd"/>
-      <w:r>
-        <w:rPr>
-          <w:rFonts w:ascii="Times New Roman" w:hAnsi="Times New Roman" w:cs="Times New Roman"/>
-          <w:sz w:val="28"/>
-          <w:szCs w:val="28"/>
-        </w:rPr>
-        <w:t xml:space="preserve"> для проверки DNS?</w:t>
-      </w:r>
-    </w:p>
-    <w:p>
-      <w:pPr>
-        <w:spacing w:after="0" w:line="360" w:lineRule="auto"/>
-        <w:ind w:firstLine="709"/>
-        <w:jc w:val="both"/>
-        <w:rPr>
-          <w:rFonts w:ascii="Times New Roman" w:hAnsi="Times New Roman" w:cs="Times New Roman"/>
-          <w:sz w:val="28"/>
-          <w:szCs w:val="28"/>
-        </w:rPr>
-      </w:pPr>
-      <w:r>
-        <w:rPr>
-          <w:rFonts w:ascii="Times New Roman" w:hAnsi="Times New Roman" w:cs="Times New Roman"/>
-          <w:sz w:val="28"/>
-          <w:szCs w:val="28"/>
-        </w:rPr>
-        <w:t xml:space="preserve">Утилита </w:t>
-      </w:r>
-      <w:proofErr w:type="spellStart"/>
-      <w:r>
-        <w:rPr>
-          <w:rFonts w:ascii="Times New Roman" w:hAnsi="Times New Roman" w:cs="Times New Roman"/>
-          <w:sz w:val="28"/>
-          <w:szCs w:val="28"/>
-        </w:rPr>
-        <w:t>nslookup</w:t>
-      </w:r>
-      <w:proofErr w:type="spellEnd"/>
-      <w:r>
-        <w:rPr>
-          <w:rFonts w:ascii="Times New Roman" w:hAnsi="Times New Roman" w:cs="Times New Roman"/>
-          <w:sz w:val="28"/>
-          <w:szCs w:val="28"/>
-        </w:rPr>
-        <w:t xml:space="preserve"> используется для запроса системы доменных имён (DNS) для получения информации о доменном имени и IP-адресе. С её помощью можно получить IP-адрес, связанный с доменным именем, или доменное имя, связанное с IP-адресом. Это полезный инструмент для быстрой и эффективной диагностики проблем, связанных с DNS, проверки конфигурации DNS и сбора информации DNS.</w:t>
-      </w:r>
-    </w:p>
-    <w:p>
-      <w:pPr>
-        <w:spacing w:after="0" w:line="360" w:lineRule="auto"/>
-        <w:ind w:firstLine="709"/>
-        <w:jc w:val="both"/>
-        <w:rPr>
-          <w:rFonts w:ascii="Times New Roman" w:hAnsi="Times New Roman" w:cs="Times New Roman"/>
-          <w:sz w:val="28"/>
-          <w:szCs w:val="28"/>
-        </w:rPr>
-      </w:pPr>
-      <w:r>
-        <w:rPr>
-          <w:rFonts w:ascii="Times New Roman" w:hAnsi="Times New Roman" w:cs="Times New Roman"/>
-          <w:sz w:val="28"/>
-          <w:szCs w:val="28"/>
-        </w:rPr>
-        <w:t>13. Что такое MAC-адрес и где он используется?</w:t>
-      </w:r>
-    </w:p>
-    <w:p>
-      <w:pPr>
-        <w:spacing w:after="0" w:line="360" w:lineRule="auto"/>
-        <w:ind w:firstLine="709"/>
-        <w:jc w:val="both"/>
-        <w:rPr>
-          <w:rFonts w:ascii="Times New Roman" w:hAnsi="Times New Roman" w:cs="Times New Roman"/>
-          <w:sz w:val="28"/>
-          <w:szCs w:val="28"/>
-        </w:rPr>
-      </w:pPr>
-      <w:r>
-        <w:rPr>
-          <w:rFonts w:ascii="Times New Roman" w:hAnsi="Times New Roman" w:cs="Times New Roman"/>
-          <w:sz w:val="28"/>
-          <w:szCs w:val="28"/>
-        </w:rPr>
-        <w:lastRenderedPageBreak/>
-        <w:t xml:space="preserve">MAC-адрес — это уникальный идентификатор, назначаемый при производстве и хранимый с оборудованием каждого сетевого устройства. MAC-адрес отличает устройства в интернете. Команда </w:t>
-      </w:r>
-      <w:proofErr w:type="spellStart"/>
-      <w:r>
-        <w:rPr>
-          <w:rFonts w:ascii="Times New Roman" w:hAnsi="Times New Roman" w:cs="Times New Roman"/>
-          <w:sz w:val="28"/>
-          <w:szCs w:val="28"/>
-        </w:rPr>
-        <w:t>getmac</w:t>
-      </w:r>
-      <w:proofErr w:type="spellEnd"/>
-      <w:r>
-        <w:rPr>
-          <w:rFonts w:ascii="Times New Roman" w:hAnsi="Times New Roman" w:cs="Times New Roman"/>
-          <w:sz w:val="28"/>
-          <w:szCs w:val="28"/>
-        </w:rPr>
-        <w:t xml:space="preserve"> позволяет получить MAC-адрес своих сетевых устройств. Администраторы часто полагаются на эти отличительные MAC-адреса для управления сетевым доступом, разрешая или запрещая определённым устройствам подключаться к сети. Физический адрес сетевого адаптера отображается в выводе команды </w:t>
-      </w:r>
-      <w:proofErr w:type="spellStart"/>
-      <w:r>
-        <w:rPr>
-          <w:rFonts w:ascii="Times New Roman" w:hAnsi="Times New Roman" w:cs="Times New Roman"/>
-          <w:sz w:val="28"/>
-          <w:szCs w:val="28"/>
-        </w:rPr>
-        <w:t>ipconfig</w:t>
-      </w:r>
-      <w:proofErr w:type="spellEnd"/>
-      <w:r>
-        <w:rPr>
-          <w:rFonts w:ascii="Times New Roman" w:hAnsi="Times New Roman" w:cs="Times New Roman"/>
-          <w:sz w:val="28"/>
-          <w:szCs w:val="28"/>
-        </w:rPr>
-        <w:t xml:space="preserve"> /</w:t>
-      </w:r>
-      <w:proofErr w:type="spellStart"/>
-      <w:r>
-        <w:rPr>
-          <w:rFonts w:ascii="Times New Roman" w:hAnsi="Times New Roman" w:cs="Times New Roman"/>
-          <w:sz w:val="28"/>
-          <w:szCs w:val="28"/>
-        </w:rPr>
-        <w:t>all</w:t>
-      </w:r>
-      <w:proofErr w:type="spellEnd"/>
-      <w:r>
-        <w:rPr>
-          <w:rFonts w:ascii="Times New Roman" w:hAnsi="Times New Roman" w:cs="Times New Roman"/>
-          <w:sz w:val="28"/>
-          <w:szCs w:val="28"/>
-        </w:rPr>
-        <w:t>.</w:t>
-      </w:r>
-    </w:p>
-    <w:p>
-      <w:pPr>
-        <w:spacing w:after="0" w:line="360" w:lineRule="auto"/>
-        <w:ind w:firstLine="709"/>
-        <w:jc w:val="both"/>
-        <w:rPr>
-          <w:rFonts w:ascii="Times New Roman" w:hAnsi="Times New Roman" w:cs="Times New Roman"/>
-          <w:sz w:val="28"/>
-          <w:szCs w:val="28"/>
-        </w:rPr>
-      </w:pPr>
-      <w:r>
-        <w:rPr>
-          <w:rFonts w:ascii="Times New Roman" w:hAnsi="Times New Roman" w:cs="Times New Roman"/>
-          <w:sz w:val="28"/>
-          <w:szCs w:val="28"/>
-        </w:rPr>
-        <w:t xml:space="preserve">14. Как работает утилита </w:t>
-      </w:r>
-      <w:proofErr w:type="spellStart"/>
-      <w:r>
-        <w:rPr>
-          <w:rFonts w:ascii="Times New Roman" w:hAnsi="Times New Roman" w:cs="Times New Roman"/>
-          <w:sz w:val="28"/>
-          <w:szCs w:val="28"/>
-        </w:rPr>
-        <w:t>whois</w:t>
-      </w:r>
-      <w:proofErr w:type="spellEnd"/>
-      <w:r>
-        <w:rPr>
-          <w:rFonts w:ascii="Times New Roman" w:hAnsi="Times New Roman" w:cs="Times New Roman"/>
-          <w:sz w:val="28"/>
-          <w:szCs w:val="28"/>
-        </w:rPr>
-        <w:t xml:space="preserve"> и для чего она применяется?</w:t>
-      </w:r>
-    </w:p>
-    <w:p>
-      <w:pPr>
-        <w:spacing w:after="0" w:line="360" w:lineRule="auto"/>
-        <w:ind w:firstLine="709"/>
-        <w:jc w:val="both"/>
-        <w:rPr>
-          <w:rFonts w:ascii="Times New Roman" w:hAnsi="Times New Roman" w:cs="Times New Roman"/>
-          <w:sz w:val="28"/>
-          <w:szCs w:val="28"/>
-        </w:rPr>
-      </w:pPr>
-      <w:r>
-        <w:rPr>
-          <w:rFonts w:ascii="Times New Roman" w:hAnsi="Times New Roman" w:cs="Times New Roman"/>
-          <w:sz w:val="28"/>
-          <w:szCs w:val="28"/>
-        </w:rPr>
-        <w:t xml:space="preserve">Утилита </w:t>
-      </w:r>
-      <w:proofErr w:type="spellStart"/>
-      <w:r>
-        <w:rPr>
-          <w:rFonts w:ascii="Times New Roman" w:hAnsi="Times New Roman" w:cs="Times New Roman"/>
-          <w:sz w:val="28"/>
-          <w:szCs w:val="28"/>
-        </w:rPr>
-        <w:t>whois</w:t>
-      </w:r>
-      <w:proofErr w:type="spellEnd"/>
-      <w:r>
-        <w:rPr>
-          <w:rFonts w:ascii="Times New Roman" w:hAnsi="Times New Roman" w:cs="Times New Roman"/>
-          <w:sz w:val="28"/>
-          <w:szCs w:val="28"/>
-        </w:rPr>
-        <w:t xml:space="preserve"> применяется для получения регистрационной информации о доменном имени или IP-адресе. Она позволяет узнать, кому принадлежит домен, когда он зарегистрирован, когда истекает срок регистрации, а также контактные данные владельца. Используется для проверки легитимности ресурсов и решения спорных вопросов, связанных с доменными именами.</w:t>
-      </w:r>
-    </w:p>
-    <w:p>
-      <w:pPr>
-        <w:spacing w:after="0" w:line="360" w:lineRule="auto"/>
-        <w:ind w:firstLine="709"/>
-        <w:jc w:val="both"/>
-        <w:rPr>
-          <w:rFonts w:ascii="Times New Roman" w:hAnsi="Times New Roman" w:cs="Times New Roman"/>
-          <w:sz w:val="28"/>
-          <w:szCs w:val="28"/>
-        </w:rPr>
-      </w:pPr>
-      <w:r>
-        <w:rPr>
-          <w:rFonts w:ascii="Times New Roman" w:hAnsi="Times New Roman" w:cs="Times New Roman"/>
-          <w:sz w:val="28"/>
-          <w:szCs w:val="28"/>
-        </w:rPr>
-        <w:t>15. Что такое маршрутизация и как она осуществляется в сети?</w:t>
-      </w:r>
-    </w:p>
-    <w:p>
-      <w:pPr>
-        <w:spacing w:after="0" w:line="360" w:lineRule="auto"/>
-        <w:ind w:firstLine="709"/>
-        <w:jc w:val="both"/>
-        <w:rPr>
-          <w:rFonts w:ascii="Times New Roman" w:hAnsi="Times New Roman" w:cs="Times New Roman"/>
-          <w:sz w:val="28"/>
-          <w:szCs w:val="28"/>
-        </w:rPr>
-      </w:pPr>
-      <w:r>
-        <w:rPr>
-          <w:rFonts w:ascii="Times New Roman" w:hAnsi="Times New Roman" w:cs="Times New Roman"/>
-          <w:sz w:val="28"/>
-          <w:szCs w:val="28"/>
-        </w:rPr>
-        <w:t xml:space="preserve">Маршрутизация — это процесс определения пути передачи данных от источника к получателю через промежуточные узлы сети. Маршрутизация осуществляется с помощью маршрутизаторов, которые анализируют IP-адрес назначения и выбирают оптимальный маршрут на основе таблицы маршрутизации. Утилита </w:t>
-      </w:r>
-      <w:proofErr w:type="spellStart"/>
-      <w:r>
-        <w:rPr>
-          <w:rFonts w:ascii="Times New Roman" w:hAnsi="Times New Roman" w:cs="Times New Roman"/>
-          <w:sz w:val="28"/>
-          <w:szCs w:val="28"/>
-        </w:rPr>
-        <w:t>tracert</w:t>
-      </w:r>
-      <w:proofErr w:type="spellEnd"/>
-      <w:r>
-        <w:rPr>
-          <w:rFonts w:ascii="Times New Roman" w:hAnsi="Times New Roman" w:cs="Times New Roman"/>
-          <w:sz w:val="28"/>
-          <w:szCs w:val="28"/>
-        </w:rPr>
-        <w:t xml:space="preserve"> позволяет определить маршрут от одного хоста до другого, изучая сообщения ICMP, которые присылаются обратно промежуточными маршрутизаторами. Некоторые маршрутизаторы могут просто молча уничтожать пакеты с истекшим TTL и не будут видны утилите </w:t>
-      </w:r>
-      <w:proofErr w:type="spellStart"/>
-      <w:r>
-        <w:rPr>
-          <w:rFonts w:ascii="Times New Roman" w:hAnsi="Times New Roman" w:cs="Times New Roman"/>
-          <w:sz w:val="28"/>
-          <w:szCs w:val="28"/>
-        </w:rPr>
-        <w:t>tracert</w:t>
-      </w:r>
-      <w:proofErr w:type="spellEnd"/>
-      <w:r>
-        <w:rPr>
-          <w:rFonts w:ascii="Times New Roman" w:hAnsi="Times New Roman" w:cs="Times New Roman"/>
-          <w:sz w:val="28"/>
-          <w:szCs w:val="28"/>
-        </w:rPr>
-        <w:t>.</w:t>
-      </w:r>
-    </w:p>
-    <w:p>
-      <w:pPr>
-        <w:spacing w:after="0" w:line="360" w:lineRule="auto"/>
-        <w:ind w:firstLine="709"/>
-        <w:jc w:val="both"/>
-        <w:rPr>
-          <w:rFonts w:ascii="Times New Roman" w:hAnsi="Times New Roman" w:cs="Times New Roman"/>
-          <w:sz w:val="28"/>
-          <w:szCs w:val="28"/>
-        </w:rPr>
-      </w:pPr>
-      <w:r>
-        <w:rPr>
-          <w:rFonts w:ascii="Times New Roman" w:hAnsi="Times New Roman" w:cs="Times New Roman"/>
-          <w:sz w:val="28"/>
-          <w:szCs w:val="28"/>
-        </w:rPr>
-        <w:t>16. Каковы основные типы сетевых протоколов? Приведите примеры.</w:t>
-      </w:r>
-    </w:p>
-    <w:p>
-      <w:pPr>
-        <w:spacing w:after="0" w:line="360" w:lineRule="auto"/>
-        <w:ind w:firstLine="709"/>
-        <w:jc w:val="both"/>
-        <w:rPr>
-          <w:rFonts w:ascii="Times New Roman" w:hAnsi="Times New Roman" w:cs="Times New Roman"/>
-          <w:sz w:val="28"/>
-          <w:szCs w:val="28"/>
-        </w:rPr>
-      </w:pPr>
-      <w:r>
-        <w:rPr>
-          <w:rFonts w:ascii="Times New Roman" w:hAnsi="Times New Roman" w:cs="Times New Roman"/>
-          <w:sz w:val="28"/>
-          <w:szCs w:val="28"/>
-        </w:rPr>
-        <w:t>Основные типы сетевых протоколов включают: TCP (</w:t>
-      </w:r>
-      <w:proofErr w:type="spellStart"/>
-      <w:r>
-        <w:rPr>
-          <w:rFonts w:ascii="Times New Roman" w:hAnsi="Times New Roman" w:cs="Times New Roman"/>
-          <w:sz w:val="28"/>
-          <w:szCs w:val="28"/>
-        </w:rPr>
-        <w:t>Transmission</w:t>
-      </w:r>
-      <w:proofErr w:type="spellEnd"/>
-      <w:r>
-        <w:rPr>
-          <w:rFonts w:ascii="Times New Roman" w:hAnsi="Times New Roman" w:cs="Times New Roman"/>
-          <w:sz w:val="28"/>
-          <w:szCs w:val="28"/>
-        </w:rPr>
-        <w:t xml:space="preserve"> Control Protocol) — протокол управления передачей, обеспечивающий надёжную доставку данных; UDP (User </w:t>
-      </w:r>
-      <w:proofErr w:type="spellStart"/>
-      <w:r>
-        <w:rPr>
-          <w:rFonts w:ascii="Times New Roman" w:hAnsi="Times New Roman" w:cs="Times New Roman"/>
-          <w:sz w:val="28"/>
-          <w:szCs w:val="28"/>
-        </w:rPr>
-        <w:t>Datagram</w:t>
-      </w:r>
-      <w:proofErr w:type="spellEnd"/>
-      <w:r>
-        <w:rPr>
-          <w:rFonts w:ascii="Times New Roman" w:hAnsi="Times New Roman" w:cs="Times New Roman"/>
-          <w:sz w:val="28"/>
-          <w:szCs w:val="28"/>
-        </w:rPr>
-        <w:t xml:space="preserve"> Protocol) — протокол пользовательских </w:t>
-      </w:r>
-      <w:proofErr w:type="spellStart"/>
-      <w:r>
-        <w:rPr>
-          <w:rFonts w:ascii="Times New Roman" w:hAnsi="Times New Roman" w:cs="Times New Roman"/>
-          <w:sz w:val="28"/>
-          <w:szCs w:val="28"/>
-        </w:rPr>
-        <w:t>датаграмм</w:t>
-      </w:r>
-      <w:proofErr w:type="spellEnd"/>
-      <w:r>
-        <w:rPr>
-          <w:rFonts w:ascii="Times New Roman" w:hAnsi="Times New Roman" w:cs="Times New Roman"/>
-          <w:sz w:val="28"/>
-          <w:szCs w:val="28"/>
-        </w:rPr>
-        <w:t xml:space="preserve">; IP (Internet Protocol) — межсетевой протокол; </w:t>
-      </w:r>
-      <w:r>
-        <w:rPr>
-          <w:rFonts w:ascii="Times New Roman" w:hAnsi="Times New Roman" w:cs="Times New Roman"/>
-          <w:sz w:val="28"/>
-          <w:szCs w:val="28"/>
-        </w:rPr>
-        <w:lastRenderedPageBreak/>
-        <w:t>ICMP (Internet Control Message Protocol) — протокол управляющих сообщений; HTTP (</w:t>
-      </w:r>
-      <w:proofErr w:type="spellStart"/>
-      <w:r>
-        <w:rPr>
-          <w:rFonts w:ascii="Times New Roman" w:hAnsi="Times New Roman" w:cs="Times New Roman"/>
-          <w:sz w:val="28"/>
-          <w:szCs w:val="28"/>
-        </w:rPr>
-        <w:t>Hypertext</w:t>
-      </w:r>
-      <w:proofErr w:type="spellEnd"/>
-      <w:r>
-        <w:rPr>
-          <w:rFonts w:ascii="Times New Roman" w:hAnsi="Times New Roman" w:cs="Times New Roman"/>
-          <w:sz w:val="28"/>
-          <w:szCs w:val="28"/>
-        </w:rPr>
-        <w:t xml:space="preserve"> Transfer Protocol) — протокол передачи гипертекста; HTTPS — защищённая версия HTTP; DNS (Domain Name System) — система доменных имён; DHCP (Dynamic Host Configuration Protocol) — протокол динамической конфигурации хоста; ARP (Address </w:t>
-      </w:r>
-      <w:proofErr w:type="spellStart"/>
-      <w:r>
-        <w:rPr>
-          <w:rFonts w:ascii="Times New Roman" w:hAnsi="Times New Roman" w:cs="Times New Roman"/>
-          <w:sz w:val="28"/>
-          <w:szCs w:val="28"/>
-        </w:rPr>
-        <w:t>Resolution</w:t>
-      </w:r>
-      <w:proofErr w:type="spellEnd"/>
-      <w:r>
-        <w:rPr>
-          <w:rFonts w:ascii="Times New Roman" w:hAnsi="Times New Roman" w:cs="Times New Roman"/>
-          <w:sz w:val="28"/>
-          <w:szCs w:val="28"/>
-        </w:rPr>
-        <w:t xml:space="preserve"> Protocol) — протокол определения локального адреса по IP-адресу; </w:t>
-      </w:r>
-      <w:proofErr w:type="spellStart"/>
-      <w:r>
-        <w:rPr>
-          <w:rFonts w:ascii="Times New Roman" w:hAnsi="Times New Roman" w:cs="Times New Roman"/>
-          <w:sz w:val="28"/>
-          <w:szCs w:val="28"/>
-        </w:rPr>
-        <w:t>NetBIOS</w:t>
-      </w:r>
-      <w:proofErr w:type="spellEnd"/>
-      <w:r>
-        <w:rPr>
-          <w:rFonts w:ascii="Times New Roman" w:hAnsi="Times New Roman" w:cs="Times New Roman"/>
-          <w:sz w:val="28"/>
-          <w:szCs w:val="28"/>
-        </w:rPr>
-        <w:t xml:space="preserve"> — сетевая базовая система ввода-вывода.</w:t>
-      </w:r>
-    </w:p>
-    <w:p>
-      <w:pPr>
-        <w:spacing w:after="0" w:line="360" w:lineRule="auto"/>
-        <w:ind w:firstLine="709"/>
-        <w:jc w:val="both"/>
-        <w:rPr>
-          <w:rFonts w:ascii="Times New Roman" w:hAnsi="Times New Roman" w:cs="Times New Roman"/>
-          <w:sz w:val="28"/>
-          <w:szCs w:val="28"/>
-        </w:rPr>
-      </w:pPr>
-      <w:r>
-        <w:rPr>
-          <w:rFonts w:ascii="Times New Roman" w:hAnsi="Times New Roman" w:cs="Times New Roman"/>
-          <w:sz w:val="28"/>
-          <w:szCs w:val="28"/>
-        </w:rPr>
-        <w:t>17. Что такое «шум» в контексте сетевой передачи данных?</w:t>
-      </w:r>
-    </w:p>
-    <w:p>
-      <w:pPr>
-        <w:spacing w:after="0" w:line="360" w:lineRule="auto"/>
-        <w:ind w:firstLine="709"/>
-        <w:jc w:val="both"/>
-        <w:rPr>
-          <w:rFonts w:ascii="Times New Roman" w:hAnsi="Times New Roman" w:cs="Times New Roman"/>
-          <w:sz w:val="28"/>
-          <w:szCs w:val="28"/>
-        </w:rPr>
-      </w:pPr>
-      <w:r>
-        <w:rPr>
-          <w:rFonts w:ascii="Times New Roman" w:hAnsi="Times New Roman" w:cs="Times New Roman"/>
-          <w:sz w:val="28"/>
-          <w:szCs w:val="28"/>
-        </w:rPr>
-        <w:t>Шум в контексте сетевой передачи данных — это помехи, которые искажают передаваемый сигнал и снижают качество связи. Шум может возникать из-за электромагнитных наводок, плохого качества кабеля, перегрузки канала или других факторов. Шум приводит к потере пакетов и повторной передаче данных, что увеличивает время отклика и снижает пропускную способность сети.</w:t>
-      </w:r>
-    </w:p>
-    <w:p>
-      <w:pPr>
-        <w:spacing w:after="0" w:line="360" w:lineRule="auto"/>
-        <w:ind w:firstLine="709"/>
-        <w:jc w:val="both"/>
-        <w:rPr>
-          <w:rFonts w:ascii="Times New Roman" w:hAnsi="Times New Roman" w:cs="Times New Roman"/>
-          <w:sz w:val="28"/>
-          <w:szCs w:val="28"/>
-        </w:rPr>
-      </w:pPr>
-      <w:r>
-        <w:rPr>
-          <w:rFonts w:ascii="Times New Roman" w:hAnsi="Times New Roman" w:cs="Times New Roman"/>
-          <w:sz w:val="28"/>
-          <w:szCs w:val="28"/>
-        </w:rPr>
-        <w:t>18. Какова роль сетевых интерфейсов в компьютере?</w:t>
-      </w:r>
-    </w:p>
-    <w:p>
-      <w:pPr>
-        <w:spacing w:after="0" w:line="360" w:lineRule="auto"/>
-        <w:ind w:firstLine="709"/>
-        <w:jc w:val="both"/>
-        <w:rPr>
-          <w:rFonts w:ascii="Times New Roman" w:hAnsi="Times New Roman" w:cs="Times New Roman"/>
-          <w:sz w:val="28"/>
-          <w:szCs w:val="28"/>
-        </w:rPr>
-      </w:pPr>
-      <w:r>
-        <w:rPr>
-          <w:rFonts w:ascii="Times New Roman" w:hAnsi="Times New Roman" w:cs="Times New Roman"/>
-          <w:sz w:val="28"/>
-          <w:szCs w:val="28"/>
-        </w:rPr>
-        <w:t xml:space="preserve">Сетевые интерфейсы обеспечивают физическое и логическое подключение компьютера к сети. Каждый сетевой интерфейс имеет свой IP-адрес, маску подсети, физический (MAC) адрес и другие параметры конфигурации TCP/IP. Утилита </w:t>
-      </w:r>
-      <w:proofErr w:type="spellStart"/>
-      <w:r>
-        <w:rPr>
-          <w:rFonts w:ascii="Times New Roman" w:hAnsi="Times New Roman" w:cs="Times New Roman"/>
-          <w:sz w:val="28"/>
-          <w:szCs w:val="28"/>
-        </w:rPr>
-        <w:t>ipconfig</w:t>
-      </w:r>
-      <w:proofErr w:type="spellEnd"/>
-      <w:r>
-        <w:rPr>
-          <w:rFonts w:ascii="Times New Roman" w:hAnsi="Times New Roman" w:cs="Times New Roman"/>
-          <w:sz w:val="28"/>
-          <w:szCs w:val="28"/>
-        </w:rPr>
-        <w:t xml:space="preserve"> позволяет просмотреть параметры каждого сетевого интерфейса, включая описание адаптера, физический адрес, IP-адрес, маску подсети, основной шлюз, адреса DHCP- и DNS-серверов. Интерфейс обратной связи (</w:t>
-      </w:r>
-      <w:proofErr w:type="spellStart"/>
-      <w:r>
-        <w:rPr>
-          <w:rFonts w:ascii="Times New Roman" w:hAnsi="Times New Roman" w:cs="Times New Roman"/>
-          <w:sz w:val="28"/>
-          <w:szCs w:val="28"/>
-        </w:rPr>
-        <w:t>lo</w:t>
-      </w:r>
-      <w:proofErr w:type="spellEnd"/>
-      <w:r>
-        <w:rPr>
-          <w:rFonts w:ascii="Times New Roman" w:hAnsi="Times New Roman" w:cs="Times New Roman"/>
-          <w:sz w:val="28"/>
-          <w:szCs w:val="28"/>
-        </w:rPr>
-        <w:t xml:space="preserve">) имеет адрес 127.0.0.1 для IPv4 </w:t>
-      </w:r>
-      <w:proofErr w:type="gramStart"/>
-      <w:r>
-        <w:rPr>
-          <w:rFonts w:ascii="Times New Roman" w:hAnsi="Times New Roman" w:cs="Times New Roman"/>
-          <w:sz w:val="28"/>
-          <w:szCs w:val="28"/>
-        </w:rPr>
-        <w:t>и :</w:t>
-      </w:r>
-      <w:proofErr w:type="gramEnd"/>
-      <w:r>
-        <w:rPr>
-          <w:rFonts w:ascii="Times New Roman" w:hAnsi="Times New Roman" w:cs="Times New Roman"/>
-          <w:sz w:val="28"/>
-          <w:szCs w:val="28"/>
-        </w:rPr>
-        <w:t>:1 для IPv6.</w:t>
-      </w:r>
-    </w:p>
-    <w:p>
-      <w:pPr>
-        <w:spacing w:after="0" w:line="360" w:lineRule="auto"/>
-        <w:ind w:firstLine="709"/>
-        <w:jc w:val="both"/>
-        <w:rPr>
-          <w:rFonts w:ascii="Times New Roman" w:hAnsi="Times New Roman" w:cs="Times New Roman"/>
-          <w:sz w:val="28"/>
-          <w:szCs w:val="28"/>
-        </w:rPr>
-      </w:pPr>
-      <w:r>
-        <w:rPr>
-          <w:rFonts w:ascii="Times New Roman" w:hAnsi="Times New Roman" w:cs="Times New Roman"/>
-          <w:sz w:val="28"/>
-          <w:szCs w:val="28"/>
-        </w:rPr>
-        <w:t>19. Что такое «</w:t>
-      </w:r>
-      <w:proofErr w:type="spellStart"/>
-      <w:r>
-        <w:rPr>
-          <w:rFonts w:ascii="Times New Roman" w:hAnsi="Times New Roman" w:cs="Times New Roman"/>
-          <w:sz w:val="28"/>
-          <w:szCs w:val="28"/>
-        </w:rPr>
-        <w:t>ping</w:t>
-      </w:r>
-      <w:proofErr w:type="spellEnd"/>
-      <w:r>
-        <w:rPr>
-          <w:rFonts w:ascii="Times New Roman" w:hAnsi="Times New Roman" w:cs="Times New Roman"/>
-          <w:sz w:val="28"/>
-          <w:szCs w:val="28"/>
-        </w:rPr>
-        <w:t>» и как его можно использовать для проверки доступности узла в сети?</w:t>
-      </w:r>
-    </w:p>
-    <w:p>
-      <w:pPr>
-        <w:spacing w:after="0" w:line="360" w:lineRule="auto"/>
-        <w:ind w:firstLine="709"/>
-        <w:jc w:val="both"/>
-        <w:rPr>
-          <w:rFonts w:ascii="Times New Roman" w:hAnsi="Times New Roman" w:cs="Times New Roman"/>
-          <w:sz w:val="28"/>
-          <w:szCs w:val="28"/>
-        </w:rPr>
-      </w:pPr>
-      <w:proofErr w:type="spellStart"/>
-      <w:r>
-        <w:rPr>
-          <w:rFonts w:ascii="Times New Roman" w:hAnsi="Times New Roman" w:cs="Times New Roman"/>
-          <w:sz w:val="28"/>
-          <w:szCs w:val="28"/>
-        </w:rPr>
-        <w:t>Ping</w:t>
-      </w:r>
-      <w:proofErr w:type="spellEnd"/>
-      <w:r>
-        <w:rPr>
-          <w:rFonts w:ascii="Times New Roman" w:hAnsi="Times New Roman" w:cs="Times New Roman"/>
-          <w:sz w:val="28"/>
-          <w:szCs w:val="28"/>
-        </w:rPr>
-        <w:t xml:space="preserve"> — это сетевой диагностический инструмент, который можно использовать для проверки подключения и задержки между исходным устройством и устройством назначения. </w:t>
-      </w:r>
-      <w:proofErr w:type="spellStart"/>
-      <w:r>
-        <w:rPr>
-          <w:rFonts w:ascii="Times New Roman" w:hAnsi="Times New Roman" w:cs="Times New Roman"/>
-          <w:sz w:val="28"/>
-          <w:szCs w:val="28"/>
-        </w:rPr>
-        <w:t>Ping</w:t>
-      </w:r>
-      <w:proofErr w:type="spellEnd"/>
-      <w:r>
-        <w:rPr>
-          <w:rFonts w:ascii="Times New Roman" w:hAnsi="Times New Roman" w:cs="Times New Roman"/>
-          <w:sz w:val="28"/>
-          <w:szCs w:val="28"/>
-        </w:rPr>
-        <w:t xml:space="preserve"> определяет, доступно ли устройство или сервер, и анализирует скорость отклика сети, доставляя крошечные пакеты данных и измеряя время на передачу и подтверждение, что делает его полезным инструментом для устранения неполадок в сети и </w:t>
-      </w:r>
-      <w:r>
-        <w:rPr>
-          <w:rFonts w:ascii="Times New Roman" w:hAnsi="Times New Roman" w:cs="Times New Roman"/>
-          <w:sz w:val="28"/>
-          <w:szCs w:val="28"/>
-        </w:rPr>
-        <w:lastRenderedPageBreak/>
-        <w:t xml:space="preserve">диагностики проблем с подключением. </w:t>
-      </w:r>
-      <w:proofErr w:type="spellStart"/>
-      <w:r>
-        <w:rPr>
-          <w:rFonts w:ascii="Times New Roman" w:hAnsi="Times New Roman" w:cs="Times New Roman"/>
-          <w:sz w:val="28"/>
-          <w:szCs w:val="28"/>
-        </w:rPr>
-        <w:t>Ping</w:t>
-      </w:r>
-      <w:proofErr w:type="spellEnd"/>
-      <w:r>
-        <w:rPr>
-          <w:rFonts w:ascii="Times New Roman" w:hAnsi="Times New Roman" w:cs="Times New Roman"/>
-          <w:sz w:val="28"/>
-          <w:szCs w:val="28"/>
-        </w:rPr>
-        <w:t xml:space="preserve"> можно использовать для проверки TCP/IP на локальном компьютере (</w:t>
-      </w:r>
-      <w:proofErr w:type="spellStart"/>
-      <w:r>
-        <w:rPr>
-          <w:rFonts w:ascii="Times New Roman" w:hAnsi="Times New Roman" w:cs="Times New Roman"/>
-          <w:sz w:val="28"/>
-          <w:szCs w:val="28"/>
-        </w:rPr>
-        <w:t>ping</w:t>
-      </w:r>
-      <w:proofErr w:type="spellEnd"/>
-      <w:r>
-        <w:rPr>
-          <w:rFonts w:ascii="Times New Roman" w:hAnsi="Times New Roman" w:cs="Times New Roman"/>
-          <w:sz w:val="28"/>
-          <w:szCs w:val="28"/>
-        </w:rPr>
-        <w:t xml:space="preserve"> 127.0.0.1), проверки правильности добавления в сеть (</w:t>
-      </w:r>
-      <w:proofErr w:type="spellStart"/>
-      <w:r>
-        <w:rPr>
-          <w:rFonts w:ascii="Times New Roman" w:hAnsi="Times New Roman" w:cs="Times New Roman"/>
-          <w:sz w:val="28"/>
-          <w:szCs w:val="28"/>
-        </w:rPr>
-        <w:t>ping</w:t>
-      </w:r>
-      <w:proofErr w:type="spellEnd"/>
-      <w:r>
-        <w:rPr>
-          <w:rFonts w:ascii="Times New Roman" w:hAnsi="Times New Roman" w:cs="Times New Roman"/>
-          <w:sz w:val="28"/>
-          <w:szCs w:val="28"/>
-        </w:rPr>
-        <w:t xml:space="preserve"> IP-адрес локального хоста), проверки функционирования шлюза (</w:t>
-      </w:r>
-      <w:proofErr w:type="spellStart"/>
-      <w:r>
-        <w:rPr>
-          <w:rFonts w:ascii="Times New Roman" w:hAnsi="Times New Roman" w:cs="Times New Roman"/>
-          <w:sz w:val="28"/>
-          <w:szCs w:val="28"/>
-        </w:rPr>
-        <w:t>ping</w:t>
-      </w:r>
-      <w:proofErr w:type="spellEnd"/>
-      <w:r>
-        <w:rPr>
-          <w:rFonts w:ascii="Times New Roman" w:hAnsi="Times New Roman" w:cs="Times New Roman"/>
-          <w:sz w:val="28"/>
-          <w:szCs w:val="28"/>
-        </w:rPr>
-        <w:t xml:space="preserve"> IP-адрес шлюза) и проверки соединения с удалённым хостом (</w:t>
-      </w:r>
-      <w:proofErr w:type="spellStart"/>
-      <w:r>
-        <w:rPr>
-          <w:rFonts w:ascii="Times New Roman" w:hAnsi="Times New Roman" w:cs="Times New Roman"/>
-          <w:sz w:val="28"/>
-          <w:szCs w:val="28"/>
-        </w:rPr>
-        <w:t>ping</w:t>
-      </w:r>
-      <w:proofErr w:type="spellEnd"/>
-      <w:r>
-        <w:rPr>
-          <w:rFonts w:ascii="Times New Roman" w:hAnsi="Times New Roman" w:cs="Times New Roman"/>
-          <w:sz w:val="28"/>
-          <w:szCs w:val="28"/>
-        </w:rPr>
-        <w:t xml:space="preserve"> IP-адрес удалённого хоста).</w:t>
-      </w:r>
-    </w:p>
-    <w:p>
-      <w:pPr>
-        <w:spacing w:after="0" w:line="360" w:lineRule="auto"/>
-        <w:ind w:firstLine="709"/>
-        <w:jc w:val="both"/>
-        <w:rPr>
-          <w:rFonts w:ascii="Times New Roman" w:hAnsi="Times New Roman" w:cs="Times New Roman"/>
-          <w:sz w:val="28"/>
-          <w:szCs w:val="28"/>
-        </w:rPr>
-      </w:pPr>
-      <w:r>
-        <w:rPr>
-          <w:rFonts w:ascii="Times New Roman" w:hAnsi="Times New Roman" w:cs="Times New Roman"/>
-          <w:sz w:val="28"/>
-          <w:szCs w:val="28"/>
-        </w:rPr>
-        <w:t>20. Какова разница между локальной и глобальной адресацией в сети Интернет?</w:t>
-      </w:r>
-    </w:p>
-    <w:p>
-      <w:pPr>
-        <w:spacing w:after="0" w:line="360" w:lineRule="auto"/>
-        <w:ind w:firstLine="709"/>
-        <w:jc w:val="both"/>
-        <w:rPr>
-          <w:rFonts w:ascii="Times New Roman" w:hAnsi="Times New Roman" w:cs="Times New Roman"/>
-          <w:sz w:val="28"/>
-          <w:szCs w:val="28"/>
-        </w:rPr>
-      </w:pPr>
-      <w:r>
-        <w:rPr>
-          <w:rFonts w:ascii="Times New Roman" w:hAnsi="Times New Roman" w:cs="Times New Roman"/>
-          <w:sz w:val="28"/>
-          <w:szCs w:val="28"/>
-        </w:rPr>
-        <w:t>Локальная адресация используется внутри сети для идентификации устройств и не видна извне. Примерами локальных адресов являются частные IP-адреса (например, 192.168.x.x) и адрес обратной связи 127.0.0.1. Глобальная адресация используется для идентификации устройств в Интернете и позволяет обращаться к ним из любой точки мира. Публичные IP-адреса назначаются интернет-провайдерами и позволяют устройствам обмениваться данными через Интернет. Каждому устройству в пределах одной сети назначается уникальный частный IP-адрес, тогда как к публичному IP-адресу можно получить доступ напрямую через Интернет, и он назначается сетевому маршрутизатору интернет-провайдером.</w:t>
+        <w:t xml:space="preserve">Локальные адреса работают внутри сети и снаружи не видны, например частные адреса 192.168.x.x и адрес обратной связи 127.0.0.1. Глобальные (публичные) адреса уникальны в Интернете, их выдаёт провайдер, и по ним к устройству можно обратиться из любой точки. Обычно публичный адрес получает маршрутизатор, а устройства за ним используют частные.</w:t>
       </w:r>
     </w:p>
     <w:p/>
